--- a/transcribed_interviews/colombia_stefano_vinnacia_13-03-2024.docx
+++ b/transcribed_interviews/colombia_stefano_vinnacia_13-03-2024.docx
@@ -352,7 +352,7 @@
         <w:rPr>
           <w:lang w:val="es-ES"/>
         </w:rPr>
-        <w:t xml:space="preserve">[00:28 - 00:40] Yo toda la vida trabajé en investigación, cuando yo era estudiante universitario nosotros en un grupo de estudiantes, digamos vamos atrás del tiempo y estaba llegando el conductismo a Colombia, después de que la psicología colombiana </w:t>
+        <w:t xml:space="preserve">Yo toda la vida trabajé en investigación, cuando yo era estudiante universitario nosotros en un grupo de estudiantes, digamos vamos atrás del tiempo y estaba llegando el conductismo a Colombia, después de que la psicología colombiana </w:t>
       </w:r>
       <w:proofErr w:type="spellStart"/>
       <w:r>
@@ -532,7 +532,7 @@
         <w:rPr>
           <w:lang w:val="es-ES"/>
         </w:rPr>
-        <w:t xml:space="preserve">[02:16 - 02:29] </w:t>
+        <w:t xml:space="preserve"/>
       </w:r>
       <w:r>
         <w:rPr>
@@ -605,7 +605,7 @@
         <w:rPr>
           <w:lang w:val="es-ES"/>
         </w:rPr>
-        <w:t xml:space="preserve">[02:41 - 02:53] </w:t>
+        <w:t xml:space="preserve"/>
       </w:r>
       <w:r>
         <w:rPr>
@@ -643,7 +643,7 @@
         <w:rPr>
           <w:lang w:val="es-ES"/>
         </w:rPr>
-        <w:t xml:space="preserve">[02:53 - 03:05] con técnicas de </w:t>
+        <w:t xml:space="preserve">con técnicas de </w:t>
       </w:r>
       <w:proofErr w:type="gramStart"/>
       <w:r>
@@ -686,7 +686,7 @@
       </w:pPr>
       <w:r>
         <w:lastRenderedPageBreak/>
-        <w:t xml:space="preserve">[03:16 - 03:29] </w:t>
+        <w:t xml:space="preserve"/>
       </w:r>
       <w:r>
         <w:t>E</w:t>
@@ -700,18 +700,18 @@
         <w:jc w:val="both"/>
       </w:pPr>
       <w:r>
-        <w:t>[03:29 - 03:41] claro que sí está ahí todavía digamos que la psicología se desarrolló en Colombia en las universidades de Chapinero las Adriana fundamentalmente fueron universidades de Chapinero</w:t>
-      </w:r>
-    </w:p>
-    <w:p>
-      <w:pPr>
-        <w:jc w:val="both"/>
-      </w:pPr>
-      <w:r>
-        <w:rPr>
-          <w:lang w:val="es-ES"/>
-        </w:rPr>
-        <w:t xml:space="preserve">[03:41 - 03:53] la Nacional un poquito más abajo pero también estaba </w:t>
+        <w:t>claro que sí está ahí todavía digamos que la psicología se desarrolló en Colombia en las universidades de Chapinero las Adriana fundamentalmente fueron universidades de Chapinero</w:t>
+      </w:r>
+    </w:p>
+    <w:p>
+      <w:pPr>
+        <w:jc w:val="both"/>
+      </w:pPr>
+      <w:r>
+        <w:rPr>
+          <w:lang w:val="es-ES"/>
+        </w:rPr>
+        <w:t xml:space="preserve">la Nacional un poquito más abajo pero también estaba </w:t>
       </w:r>
       <w:proofErr w:type="spellStart"/>
       <w:r>
@@ -733,34 +733,34 @@
         <w:jc w:val="both"/>
       </w:pPr>
       <w:r>
-        <w:t>[03:53 - 04:05] sobre autocontrol, toqué algunas varias variables que más adelante hubiera trabajado mucho a finales de los años 80 me fui a Medellín y trabajé en la Universidad de San Juan de la Ventura</w:t>
-      </w:r>
-    </w:p>
-    <w:p>
-      <w:pPr>
-        <w:jc w:val="both"/>
-      </w:pPr>
-      <w:r>
-        <w:t>[04:05 - 04:18] del 95 a 2010 y ahí en esa época yo empecé a trabajar cada vez más fuerte en psicología y la salud que la relación entre medicina y psicología</w:t>
-      </w:r>
-    </w:p>
-    <w:p>
-      <w:pPr>
-        <w:jc w:val="both"/>
-      </w:pPr>
-      <w:r>
-        <w:t>[04:18 - 04:30] con enfermedades crónicas y enfermedades no crónicas también infecciosas y ahí me interesé mucho sobre el tema de la calidad de vida y que había un vacío en Colombia,</w:t>
-      </w:r>
-    </w:p>
-    <w:p>
-      <w:pPr>
-        <w:jc w:val="both"/>
-      </w:pPr>
-      <w:r>
-        <w:rPr>
-          <w:lang w:val="es-ES"/>
-        </w:rPr>
-        <w:t xml:space="preserve">[04:30 - 04:42] los médicos no habían trabajado </w:t>
+        <w:t>sobre autocontrol, toqué algunas varias variables que más adelante hubiera trabajado mucho a finales de los años 80 me fui a Medellín y trabajé en la Universidad de San Juan de la Ventura</w:t>
+      </w:r>
+    </w:p>
+    <w:p>
+      <w:pPr>
+        <w:jc w:val="both"/>
+      </w:pPr>
+      <w:r>
+        <w:t>del 95 a 2010 y ahí en esa época yo empecé a trabajar cada vez más fuerte en psicología y la salud que la relación entre medicina y psicología</w:t>
+      </w:r>
+    </w:p>
+    <w:p>
+      <w:pPr>
+        <w:jc w:val="both"/>
+      </w:pPr>
+      <w:r>
+        <w:t>con enfermedades crónicas y enfermedades no crónicas también infecciosas y ahí me interesé mucho sobre el tema de la calidad de vida y que había un vacío en Colombia,</w:t>
+      </w:r>
+    </w:p>
+    <w:p>
+      <w:pPr>
+        <w:jc w:val="both"/>
+      </w:pPr>
+      <w:r>
+        <w:rPr>
+          <w:lang w:val="es-ES"/>
+        </w:rPr>
+        <w:t xml:space="preserve">los médicos no habían trabajado </w:t>
       </w:r>
       <w:proofErr w:type="gramStart"/>
       <w:r>
@@ -785,7 +785,7 @@
         <w:rPr>
           <w:lang w:val="es-ES"/>
         </w:rPr>
-        <w:t xml:space="preserve">[04:42 - 04:54] a encontrarme con variables positivas que antes no había tenido muy bien cuenta que era, por ejemplo, </w:t>
+        <w:t xml:space="preserve">a encontrarme con variables positivas que antes no había tenido muy bien cuenta que era, por ejemplo, </w:t>
       </w:r>
       <w:proofErr w:type="gramStart"/>
       <w:r>
@@ -821,74 +821,74 @@
         <w:jc w:val="both"/>
       </w:pPr>
       <w:r>
-        <w:t>[04:54 - 05:07] había tenido muy bien cuenta y unos años después ya tenía yo en ese momento como 50 años ya alrededor del 2010</w:t>
-      </w:r>
-    </w:p>
-    <w:p>
-      <w:pPr>
-        <w:jc w:val="both"/>
-      </w:pPr>
-      <w:r>
-        <w:t>[05:08 - 05:21] mentira, 2006 decidí hacer un doctorado porque yo no lo tenía yo tenía solo una especialización cuando yo hice el pregrado no existían en Colombia en el área de psicología no había ni maestría</w:t>
-      </w:r>
-    </w:p>
-    <w:p>
-      <w:pPr>
-        <w:jc w:val="both"/>
-      </w:pPr>
-      <w:r>
-        <w:t>[05:21 - 05:33] ni especialización ni nada y entonces me voy al Autónomo de Madrid vivo me hago el primer año en el Autónomo de Madrid con profesores</w:t>
-      </w:r>
-    </w:p>
-    <w:p>
-      <w:pPr>
-        <w:jc w:val="both"/>
-      </w:pPr>
-      <w:r>
-        <w:t>[05:33 - 05:45] que trabajaban la parte conductual y ahí vine y volví y posteriormente en el 2010 saqué el doctorado en Psicología Clínica de la Salud</w:t>
-      </w:r>
-    </w:p>
-    <w:p>
-      <w:pPr>
-        <w:jc w:val="both"/>
-      </w:pPr>
-      <w:r>
-        <w:t>[05:45 - 05:57] durante ese periodo yo seguí trabajando y mi tesis doctoral tuvo que ver con enfermedades crónicas con espiritualidad con resiliencia con la salud con calidad de vida</w:t>
-      </w:r>
-    </w:p>
-    <w:p>
-      <w:pPr>
-        <w:jc w:val="both"/>
-      </w:pPr>
-      <w:r>
-        <w:t>[05:57 - 06:09] con una montaña de variables con optimismo con una montaña de variables que después cuando regresé a Colombia y ya trabajé algunos años en Bogotá me llevaron a desarrollar muchos estudios en esta área</w:t>
-      </w:r>
-    </w:p>
-    <w:p>
-      <w:pPr>
-        <w:jc w:val="both"/>
-      </w:pPr>
-      <w:r>
-        <w:t>[06:09 - 06:20] progresivamente digamos a mitad de los años del 2015 en adelante tuve un contacto con una abogada que en ese momento vivía en psicólogos</w:t>
-      </w:r>
-    </w:p>
-    <w:p>
-      <w:pPr>
-        <w:jc w:val="both"/>
-      </w:pPr>
-      <w:r>
-        <w:t>[06:20 - 06:33] que es la doctora Andrea Ortega Bechara y Andrea exactamente Ortega Bechara me hizo hicimos el contacto yo la psicología positiva realmente no la conocía mucho no había trabajado,</w:t>
-      </w:r>
-    </w:p>
-    <w:p>
-      <w:pPr>
-        <w:jc w:val="both"/>
-      </w:pPr>
-      <w:r>
-        <w:rPr>
-          <w:lang w:val="es-ES"/>
-        </w:rPr>
-        <w:t xml:space="preserve">[06:33 - 06:45] había trabajado variables de psicología positiva sin que las viera como variables de psicología positiva ella apenas estaba montando todo lo de </w:t>
+        <w:t>había tenido muy bien cuenta y unos años después ya tenía yo en ese momento como 50 años ya alrededor del 2010</w:t>
+      </w:r>
+    </w:p>
+    <w:p>
+      <w:pPr>
+        <w:jc w:val="both"/>
+      </w:pPr>
+      <w:r>
+        <w:t>mentira, 2006 decidí hacer un doctorado porque yo no lo tenía yo tenía solo una especialización cuando yo hice el pregrado no existían en Colombia en el área de psicología no había ni maestría</w:t>
+      </w:r>
+    </w:p>
+    <w:p>
+      <w:pPr>
+        <w:jc w:val="both"/>
+      </w:pPr>
+      <w:r>
+        <w:t>ni especialización ni nada y entonces me voy al Autónomo de Madrid vivo me hago el primer año en el Autónomo de Madrid con profesores</w:t>
+      </w:r>
+    </w:p>
+    <w:p>
+      <w:pPr>
+        <w:jc w:val="both"/>
+      </w:pPr>
+      <w:r>
+        <w:t>que trabajaban la parte conductual y ahí vine y volví y posteriormente en el 2010 saqué el doctorado en Psicología Clínica de la Salud</w:t>
+      </w:r>
+    </w:p>
+    <w:p>
+      <w:pPr>
+        <w:jc w:val="both"/>
+      </w:pPr>
+      <w:r>
+        <w:t>durante ese periodo yo seguí trabajando y mi tesis doctoral tuvo que ver con enfermedades crónicas con espiritualidad con resiliencia con la salud con calidad de vida</w:t>
+      </w:r>
+    </w:p>
+    <w:p>
+      <w:pPr>
+        <w:jc w:val="both"/>
+      </w:pPr>
+      <w:r>
+        <w:t>con una montaña de variables con optimismo con una montaña de variables que después cuando regresé a Colombia y ya trabajé algunos años en Bogotá me llevaron a desarrollar muchos estudios en esta área</w:t>
+      </w:r>
+    </w:p>
+    <w:p>
+      <w:pPr>
+        <w:jc w:val="both"/>
+      </w:pPr>
+      <w:r>
+        <w:t>progresivamente digamos a mitad de los años del 2015 en adelante tuve un contacto con una abogada que en ese momento vivía en psicólogos</w:t>
+      </w:r>
+    </w:p>
+    <w:p>
+      <w:pPr>
+        <w:jc w:val="both"/>
+      </w:pPr>
+      <w:r>
+        <w:t>que es la doctora Andrea Ortega Bechara y Andrea exactamente Ortega Bechara me hizo hicimos el contacto yo la psicología positiva realmente no la conocía mucho no había trabajado,</w:t>
+      </w:r>
+    </w:p>
+    <w:p>
+      <w:pPr>
+        <w:jc w:val="both"/>
+      </w:pPr>
+      <w:r>
+        <w:rPr>
+          <w:lang w:val="es-ES"/>
+        </w:rPr>
+        <w:t xml:space="preserve">había trabajado variables de psicología positiva sin que las viera como variables de psicología positiva ella apenas estaba montando todo lo de </w:t>
       </w:r>
       <w:proofErr w:type="spellStart"/>
       <w:r>
@@ -910,7 +910,7 @@
         <w:jc w:val="both"/>
       </w:pPr>
       <w:r>
-        <w:t>[06:45 - 06:56] trabajé un tiempo con ella en Bogotá yo iba a montería más o menos una vez al mes y desde los últimos cinco años es decir antes de la pandemia</w:t>
+        <w:t>trabajé un tiempo con ella en Bogotá yo iba a montería más o menos una vez al mes y desde los últimos cinco años es decir antes de la pandemia</w:t>
       </w:r>
     </w:p>
     <w:p>
@@ -922,7 +922,7 @@
           <w:lang w:val="es-ES"/>
         </w:rPr>
         <w:lastRenderedPageBreak/>
-        <w:t xml:space="preserve">[06:56 - 07:09] ya trabajo en la universidad del CINU que es la universidad donde Andrea es </w:t>
+        <w:t xml:space="preserve">ya trabajo en la universidad del CINU que es la universidad donde Andrea es </w:t>
       </w:r>
       <w:proofErr w:type="spellStart"/>
       <w:r>
@@ -944,42 +944,42 @@
         <w:jc w:val="both"/>
       </w:pPr>
       <w:r>
-        <w:t>[07:09 - 07:20] y ahí ya hemos trabajado mucho más a fondo en investigaciones donde sigo trabajando mis variables, las variables que me interesan a mí</w:t>
-      </w:r>
-    </w:p>
-    <w:p>
-      <w:pPr>
-        <w:jc w:val="both"/>
-      </w:pPr>
-      <w:r>
-        <w:t>[07:20 - 07:30] que tienen que ver con psicología, con calidad de vida, con optimismo, con resiliencia no solamente de enfermedades crónicas sino empecé a trabajar también</w:t>
-      </w:r>
-    </w:p>
-    <w:p>
-      <w:pPr>
-        <w:jc w:val="both"/>
-      </w:pPr>
-      <w:r>
-        <w:t>[07:30 - 07:42] en investigaciones con vejez que me empezó a interesar el tema de la vejez, de la vejez en el Caribe en qué características tenía y en este momento estoy inmerso en muchas investigaciones</w:t>
-      </w:r>
-    </w:p>
-    <w:p>
-      <w:pPr>
-        <w:jc w:val="both"/>
-      </w:pPr>
-      <w:r>
-        <w:t>[07:42 - 07:51] sobre vejez donde estamos metiendo variables nuevas una variable que me llama mucho la atención que tiene que ver con que es una mezcla de</w:t>
-      </w:r>
-    </w:p>
-    <w:p>
-      <w:pPr>
-        <w:jc w:val="both"/>
-      </w:pPr>
-      <w:r>
-        <w:rPr>
-          <w:lang w:val="es-ES"/>
-        </w:rPr>
-        <w:t xml:space="preserve">[07:53 - 08:04] bienestar hedónico y bienestar hegemónico que es un famoso combate sexual que se hace en la universidad de Bogotá concepto de </w:t>
+        <w:t>y ahí ya hemos trabajado mucho más a fondo en investigaciones donde sigo trabajando mis variables, las variables que me interesan a mí</w:t>
+      </w:r>
+    </w:p>
+    <w:p>
+      <w:pPr>
+        <w:jc w:val="both"/>
+      </w:pPr>
+      <w:r>
+        <w:t>que tienen que ver con psicología, con calidad de vida, con optimismo, con resiliencia no solamente de enfermedades crónicas sino empecé a trabajar también</w:t>
+      </w:r>
+    </w:p>
+    <w:p>
+      <w:pPr>
+        <w:jc w:val="both"/>
+      </w:pPr>
+      <w:r>
+        <w:t>en investigaciones con vejez que me empezó a interesar el tema de la vejez, de la vejez en el Caribe en qué características tenía y en este momento estoy inmerso en muchas investigaciones</w:t>
+      </w:r>
+    </w:p>
+    <w:p>
+      <w:pPr>
+        <w:jc w:val="both"/>
+      </w:pPr>
+      <w:r>
+        <w:t>sobre vejez donde estamos metiendo variables nuevas una variable que me llama mucho la atención que tiene que ver con que es una mezcla de</w:t>
+      </w:r>
+    </w:p>
+    <w:p>
+      <w:pPr>
+        <w:jc w:val="both"/>
+      </w:pPr>
+      <w:r>
+        <w:rPr>
+          <w:lang w:val="es-ES"/>
+        </w:rPr>
+        <w:t xml:space="preserve">bienestar hedónico y bienestar hegemónico que es un famoso combate sexual que se hace en la universidad de Bogotá concepto de </w:t>
       </w:r>
       <w:proofErr w:type="spellStart"/>
       <w:r>
@@ -1018,7 +1018,7 @@
         <w:rPr>
           <w:lang w:val="es-ES"/>
         </w:rPr>
-        <w:t xml:space="preserve">[08:04 - 08:16] y estoy trabajando sobre eso para ver cómo, con algunas escalas que miren </w:t>
+        <w:t xml:space="preserve">y estoy trabajando sobre eso para ver cómo, con algunas escalas que miren </w:t>
       </w:r>
       <w:proofErr w:type="spellStart"/>
       <w:r>
@@ -1040,26 +1040,26 @@
         <w:jc w:val="both"/>
       </w:pPr>
       <w:r>
-        <w:t>[08:16 - 08:27] hay criterios muy distintos y estoy metido ahora también en estudios con médicos sobre, con el doctor Anaya Juan Manuel Anaya</w:t>
-      </w:r>
-    </w:p>
-    <w:p>
-      <w:pPr>
-        <w:jc w:val="both"/>
-      </w:pPr>
-      <w:r>
-        <w:t>[08:29 - 08:41] sobre centenarios de investigación que están haciendo desde Cartagena digamos en el pasado yo ya he hecho, siempre hice estudios con médicos porque eran los que tenían las muestras, entonces con el doctor</w:t>
-      </w:r>
-    </w:p>
-    <w:p>
-      <w:pPr>
-        <w:jc w:val="both"/>
-      </w:pPr>
-      <w:r>
-        <w:rPr>
-          <w:lang w:val="es-ES"/>
-        </w:rPr>
-        <w:t xml:space="preserve">[08:41 - 08:53] Anaya yo trabajé allí muchos años sobre artritis reumatoide y con muchos otros médicos </w:t>
+        <w:t>hay criterios muy distintos y estoy metido ahora también en estudios con médicos sobre, con el doctor Anaya Juan Manuel Anaya</w:t>
+      </w:r>
+    </w:p>
+    <w:p>
+      <w:pPr>
+        <w:jc w:val="both"/>
+      </w:pPr>
+      <w:r>
+        <w:t>sobre centenarios de investigación que están haciendo desde Cartagena digamos en el pasado yo ya he hecho, siempre hice estudios con médicos porque eran los que tenían las muestras, entonces con el doctor</w:t>
+      </w:r>
+    </w:p>
+    <w:p>
+      <w:pPr>
+        <w:jc w:val="both"/>
+      </w:pPr>
+      <w:r>
+        <w:rPr>
+          <w:lang w:val="es-ES"/>
+        </w:rPr>
+        <w:t xml:space="preserve">Anaya yo trabajé allí muchos años sobre artritis reumatoide y con muchos otros médicos </w:t>
       </w:r>
       <w:proofErr w:type="spellStart"/>
       <w:r>
@@ -1084,7 +1084,7 @@
         <w:rPr>
           <w:lang w:val="es-ES"/>
         </w:rPr>
-        <w:t xml:space="preserve">[08:54 - 09:06] fíjense la católica fíjense la </w:t>
+        <w:t xml:space="preserve">fíjense la católica fíjense la </w:t>
       </w:r>
       <w:proofErr w:type="gramStart"/>
       <w:r>
@@ -1151,7 +1151,7 @@
         <w:rPr>
           <w:lang w:val="es-ES"/>
         </w:rPr>
-        <w:t xml:space="preserve">[09:06 - 09:18] nunca fueron universidades que eran muy potentes en investigación ni tenían grandes contratos entonces yo me los </w:t>
+        <w:t xml:space="preserve">nunca fueron universidades que eran muy potentes en investigación ni tenían grandes contratos entonces yo me los </w:t>
       </w:r>
       <w:proofErr w:type="gramStart"/>
       <w:r>
@@ -1173,15 +1173,15 @@
         <w:jc w:val="both"/>
       </w:pPr>
       <w:r>
-        <w:t>[09:18 - 09:31] que tenían tres estudios parecidos a mí pero que no eran que tenían contactos de financiación para poder financiar algún tipo de estudio que implicara una revista internacional que fuera de calidad y así fue</w:t>
-      </w:r>
-    </w:p>
-    <w:p>
-      <w:pPr>
-        <w:jc w:val="both"/>
-      </w:pPr>
-      <w:r>
-        <w:t>[09:31 - 09:34] así fue más o menos muy bien toda la vida yo hice esa historia</w:t>
+        <w:t>que tenían tres estudios parecidos a mí pero que no eran que tenían contactos de financiación para poder financiar algún tipo de estudio que implicara una revista internacional que fuera de calidad y así fue</w:t>
+      </w:r>
+    </w:p>
+    <w:p>
+      <w:pPr>
+        <w:jc w:val="both"/>
+      </w:pPr>
+      <w:r>
+        <w:t>así fue más o menos muy bien toda la vida yo hice esa historia</w:t>
       </w:r>
     </w:p>
     <w:p>
@@ -1210,7 +1210,7 @@
         <w:jc w:val="both"/>
       </w:pPr>
       <w:r>
-        <w:t>[09:35 - 09:35] Muy bien</w:t>
+        <w:t>Muy bien</w:t>
       </w:r>
     </w:p>
     <w:p>
@@ -1239,7 +1239,7 @@
         <w:jc w:val="both"/>
       </w:pPr>
       <w:r>
-        <w:t>[09:35 - 09:40] yo nunca trabajé en ninguna universidad potente de Colombia ni en Rosario</w:t>
+        <w:t>yo nunca trabajé en ninguna universidad potente de Colombia ni en Rosario</w:t>
       </w:r>
     </w:p>
     <w:p>
@@ -1271,7 +1271,7 @@
         <w:rPr>
           <w:lang w:val="es-ES"/>
         </w:rPr>
-        <w:t xml:space="preserve">[09:40 - 09:41] pero está muy </w:t>
+        <w:t xml:space="preserve">pero está muy </w:t>
       </w:r>
       <w:proofErr w:type="spellStart"/>
       <w:proofErr w:type="gramStart"/>
@@ -1317,7 +1317,7 @@
         <w:jc w:val="both"/>
       </w:pPr>
       <w:r>
-        <w:t>[09:41 - 09:48] si, toda la investigación la hice solo con mucha otra gente</w:t>
+        <w:t>si, toda la investigación la hice solo con mucha otra gente</w:t>
       </w:r>
     </w:p>
     <w:p>
@@ -1346,7 +1346,7 @@
         <w:jc w:val="both"/>
       </w:pPr>
       <w:r>
-        <w:t>[09:48 - 09:52] Yo veo que has sido un titán en eso</w:t>
+        <w:t>Yo veo que has sido un titán en eso</w:t>
       </w:r>
     </w:p>
     <w:p>
@@ -1378,7 +1378,7 @@
         <w:rPr>
           <w:lang w:val="es-ES"/>
         </w:rPr>
-        <w:t xml:space="preserve">[09:52 - 09:57] digamos que lo he sido porque me ha gustado fundamentalmente tampoco un </w:t>
+        <w:t xml:space="preserve">digamos que lo he sido porque me ha gustado fundamentalmente tampoco un </w:t>
       </w:r>
       <w:proofErr w:type="gramStart"/>
       <w:r>
@@ -1420,7 +1420,7 @@
         <w:jc w:val="both"/>
       </w:pPr>
       <w:r>
-        <w:t>[09:57 - 10:05] pero quería preguntarte en ese sentido para ti ¿qué sería florecimiento humano? y ¿cómo relacionarías esto?</w:t>
+        <w:t>pero quería preguntarte en ese sentido para ti ¿qué sería florecimiento humano? y ¿cómo relacionarías esto?</w:t>
       </w:r>
     </w:p>
     <w:p>
@@ -1453,18 +1453,18 @@
         <w:jc w:val="both"/>
       </w:pPr>
       <w:r>
-        <w:t>[10:05 - 10:18] para mí el florecimiento humano ya después de haber trabajado mucho en psicología positiva es que las personas que entendieron que realmente uno tiene una serie de valores y virtudes</w:t>
-      </w:r>
-    </w:p>
-    <w:p>
-      <w:pPr>
-        <w:jc w:val="both"/>
-      </w:pPr>
-      <w:r>
-        <w:rPr>
-          <w:lang w:val="es-ES"/>
-        </w:rPr>
-        <w:t xml:space="preserve">[10:19 - 10:31] en cierne, en potencial que uno tiene que desarrollar como individuo y </w:t>
+        <w:t>para mí el florecimiento humano ya después de haber trabajado mucho en psicología positiva es que las personas que entendieron que realmente uno tiene una serie de valores y virtudes</w:t>
+      </w:r>
+    </w:p>
+    <w:p>
+      <w:pPr>
+        <w:jc w:val="both"/>
+      </w:pPr>
+      <w:r>
+        <w:rPr>
+          <w:lang w:val="es-ES"/>
+        </w:rPr>
+        <w:t xml:space="preserve">en cierne, en potencial que uno tiene que desarrollar como individuo y </w:t>
       </w:r>
       <w:proofErr w:type="gramStart"/>
       <w:r>
@@ -1489,7 +1489,7 @@
         <w:rPr>
           <w:lang w:val="es-ES"/>
         </w:rPr>
-        <w:t xml:space="preserve">[10:32 - 10:43] </w:t>
+        <w:t xml:space="preserve"/>
       </w:r>
       <w:proofErr w:type="spellStart"/>
       <w:r>
@@ -1514,7 +1514,7 @@
         <w:rPr>
           <w:lang w:val="es-ES"/>
         </w:rPr>
-        <w:t xml:space="preserve">[10:43 - 10:55] si uno tiene valores interiores importantes eso no le va a producir ningún tipo de </w:t>
+        <w:t xml:space="preserve">si uno tiene valores interiores importantes eso no le va a producir ningún tipo de </w:t>
       </w:r>
       <w:proofErr w:type="gramStart"/>
       <w:r>
@@ -1539,7 +1539,7 @@
         <w:rPr>
           <w:lang w:val="es-ES"/>
         </w:rPr>
-        <w:t>[10:55 - 11:20] como un jardín que uno tiene que cuidar, que uno tiene que regar, que uno tiene que abonar y que, digamos, el bienestar de uno, el bienestar psicológico de uno, el bienestar subjetivo de uno, la felicidad de uno va a depender fundamentalmente de lo que uno ha plantado y por tanto lo que uno posteriormente va a cosechar.</w:t>
+        <w:t>como un jardín que uno tiene que cuidar, que uno tiene que regar, que uno tiene que abonar y que, digamos, el bienestar de uno, el bienestar psicológico de uno, el bienestar subjetivo de uno, la felicidad de uno va a depender fundamentalmente de lo que uno ha plantado y por tanto lo que uno posteriormente va a cosechar.</w:t>
       </w:r>
     </w:p>
     <w:p>
@@ -1568,7 +1568,7 @@
         <w:jc w:val="both"/>
       </w:pPr>
       <w:r>
-        <w:t>[11:20 - 11:37] Muy bien, muy bien. Y cómo dirías que la investigación que tú has hecho, pues que ha sido, muy potente, muy grande en el campo de la salud, de la psicología conductista positiva. ¿Cómo relacionarías tu investigación con este concepto de florecimiento humano?</w:t>
+        <w:t>Muy bien, muy bien. Y cómo dirías que la investigación que tú has hecho, pues que ha sido, muy potente, muy grande en el campo de la salud, de la psicología conductista positiva. ¿Cómo relacionarías tu investigación con este concepto de florecimiento humano?</w:t>
       </w:r>
     </w:p>
     <w:p>
@@ -1600,7 +1600,7 @@
         <w:rPr>
           <w:lang w:val="es-ES"/>
         </w:rPr>
-        <w:t xml:space="preserve">[11:38 - 11:48] Digamos que yo me he ido trabajando, es decir, trabajando, me acuerdo </w:t>
+        <w:t xml:space="preserve">Digamos que yo me he ido trabajando, es decir, trabajando, me acuerdo </w:t>
       </w:r>
       <w:proofErr w:type="gramStart"/>
       <w:r>
@@ -1625,7 +1625,7 @@
         <w:rPr>
           <w:lang w:val="es-ES"/>
         </w:rPr>
-        <w:t xml:space="preserve">[11:48 - 12:10] Una enfermedad neurodegenerativa, osteomuscular. Prácticamente tú destruyes las manos, los pies, todas las </w:t>
+        <w:t xml:space="preserve">Una enfermedad neurodegenerativa, osteomuscular. Prácticamente tú destruyes las manos, los pies, todas las </w:t>
       </w:r>
       <w:proofErr w:type="spellStart"/>
       <w:r>
@@ -1657,7 +1657,7 @@
         <w:rPr>
           <w:lang w:val="es-ES"/>
         </w:rPr>
-        <w:t xml:space="preserve">[12:10 - 12:18] Y yo me preguntaba por qué. Y entonces me di cuenta </w:t>
+        <w:t xml:space="preserve">Y yo me preguntaba por qué. Y entonces me di cuenta </w:t>
       </w:r>
       <w:proofErr w:type="gramStart"/>
       <w:r>
@@ -1679,18 +1679,18 @@
         <w:jc w:val="both"/>
       </w:pPr>
       <w:r>
-        <w:t>[12:18 - 12:29] No le habían servido para sobrevivir a una enfermedad con artritis reumatoide, sino le habían servido para sobrevivir a su vida, a la vida de todos los días.</w:t>
-      </w:r>
-    </w:p>
-    <w:p>
-      <w:pPr>
-        <w:jc w:val="both"/>
-      </w:pPr>
-      <w:r>
-        <w:rPr>
-          <w:lang w:val="es-ES"/>
-        </w:rPr>
-        <w:t xml:space="preserve">[12:29 - 12:44] Yo me acuerdo </w:t>
+        <w:t>No le habían servido para sobrevivir a una enfermedad con artritis reumatoide, sino le habían servido para sobrevivir a su vida, a la vida de todos los días.</w:t>
+      </w:r>
+    </w:p>
+    <w:p>
+      <w:pPr>
+        <w:jc w:val="both"/>
+      </w:pPr>
+      <w:r>
+        <w:rPr>
+          <w:lang w:val="es-ES"/>
+        </w:rPr>
+        <w:t xml:space="preserve">Yo me acuerdo </w:t>
       </w:r>
       <w:proofErr w:type="gramStart"/>
       <w:r>
@@ -1726,18 +1726,18 @@
         <w:jc w:val="both"/>
       </w:pPr>
       <w:r>
-        <w:t>[12:44 - 12:48] Después de lo que pasó, para mí, tener artritis reumatoide era lo de menos.</w:t>
-      </w:r>
-    </w:p>
-    <w:p>
-      <w:pPr>
-        <w:jc w:val="both"/>
-      </w:pPr>
-      <w:r>
-        <w:rPr>
-          <w:lang w:val="es-ES"/>
-        </w:rPr>
-        <w:t xml:space="preserve">[12:48 - 13:05] Es decir, ellos tenían, habían tenido una historia muy dura, </w:t>
+        <w:t>Después de lo que pasó, para mí, tener artritis reumatoide era lo de menos.</w:t>
+      </w:r>
+    </w:p>
+    <w:p>
+      <w:pPr>
+        <w:jc w:val="both"/>
+      </w:pPr>
+      <w:r>
+        <w:rPr>
+          <w:lang w:val="es-ES"/>
+        </w:rPr>
+        <w:t xml:space="preserve">Es decir, ellos tenían, habían tenido una historia muy dura, </w:t>
       </w:r>
       <w:proofErr w:type="gramStart"/>
       <w:r>
@@ -1797,7 +1797,7 @@
         <w:rPr>
           <w:lang w:val="es-ES"/>
         </w:rPr>
-        <w:t xml:space="preserve">[13:07 - 13:20] Bien, no, muy interesante. Me gustaría como que profundizáramos. Me hablaste de este término japonés que estás investigando últimamente. </w:t>
+        <w:t xml:space="preserve">Bien, no, muy interesante. Me gustaría como que profundizáramos. Me hablaste de este término japonés que estás investigando últimamente. </w:t>
       </w:r>
       <w:proofErr w:type="spellStart"/>
       <w:r>
@@ -1854,7 +1854,7 @@
         <w:jc w:val="both"/>
       </w:pPr>
       <w:r>
-        <w:t>[13:20 - 13:21] Es un término que me parece muy interesante.</w:t>
+        <w:t>Es un término que me parece muy interesante.</w:t>
       </w:r>
     </w:p>
     <w:p>
@@ -1883,7 +1883,7 @@
         <w:jc w:val="both"/>
       </w:pPr>
       <w:r>
-        <w:t>[13:22 - 13:22] Muy interesante.</w:t>
+        <w:t>Muy interesante.</w:t>
       </w:r>
     </w:p>
     <w:p>
@@ -1915,7 +1915,7 @@
         <w:rPr>
           <w:lang w:val="es-ES"/>
         </w:rPr>
-        <w:t xml:space="preserve">[13:23 - 13:34] Porque es el concepto, digamos que el </w:t>
+        <w:t xml:space="preserve">Porque es el concepto, digamos que el </w:t>
       </w:r>
       <w:proofErr w:type="spellStart"/>
       <w:r>
@@ -1937,26 +1937,26 @@
         <w:jc w:val="both"/>
       </w:pPr>
       <w:r>
-        <w:t>[13:34 - 13:45] Una médica psiquiatra japonesa de apellido Kamilla, que entre otras cosas murió joven, murió de sesenta y cinco años, pero también fue joven.</w:t>
-      </w:r>
-    </w:p>
-    <w:p>
-      <w:pPr>
-        <w:jc w:val="both"/>
-      </w:pPr>
-      <w:r>
-        <w:t>[13:46 - 13:50] Ella trabajaba con pacientes con lepra.</w:t>
-      </w:r>
-    </w:p>
-    <w:p>
-      <w:pPr>
-        <w:jc w:val="both"/>
-      </w:pPr>
-      <w:r>
-        <w:rPr>
-          <w:lang w:val="es-ES"/>
-        </w:rPr>
-        <w:t xml:space="preserve">[13:50 - 14:00] Y obviamente la lepra es una enfermedad hematológica terrible que destruye en un individuo todo su cuerpo y fuera de eso tiene una </w:t>
+        <w:t>Una médica psiquiatra japonesa de apellido Kamilla, que entre otras cosas murió joven, murió de sesenta y cinco años, pero también fue joven.</w:t>
+      </w:r>
+    </w:p>
+    <w:p>
+      <w:pPr>
+        <w:jc w:val="both"/>
+      </w:pPr>
+      <w:r>
+        <w:t>Ella trabajaba con pacientes con lepra.</w:t>
+      </w:r>
+    </w:p>
+    <w:p>
+      <w:pPr>
+        <w:jc w:val="both"/>
+      </w:pPr>
+      <w:r>
+        <w:rPr>
+          <w:lang w:val="es-ES"/>
+        </w:rPr>
+        <w:t xml:space="preserve">Y obviamente la lepra es una enfermedad hematológica terrible que destruye en un individuo todo su cuerpo y fuera de eso tiene una </w:t>
       </w:r>
       <w:proofErr w:type="gramStart"/>
       <w:r>
@@ -1978,26 +1978,26 @@
         <w:jc w:val="both"/>
       </w:pPr>
       <w:r>
-        <w:t>[14:01 - 14:06] Y se da cuenta que muchas de esas personas se deprimían, se sentían mal, etcétera.</w:t>
-      </w:r>
-    </w:p>
-    <w:p>
-      <w:pPr>
-        <w:jc w:val="both"/>
-      </w:pPr>
-      <w:r>
-        <w:t>[14:06 - 14:17] Pero había otras personas que eran personas que tenían valores interiores, que a pesar de eso hacían todos los ejercicios físicos, pintaban,</w:t>
-      </w:r>
-    </w:p>
-    <w:p>
-      <w:pPr>
-        <w:jc w:val="both"/>
-      </w:pPr>
-      <w:r>
-        <w:rPr>
-          <w:lang w:val="es-ES"/>
-        </w:rPr>
-        <w:t xml:space="preserve">[14:17 - 14:31] trabajaban, todo, digamos, todas esas técnicas de manipulación de papel para hacer </w:t>
+        <w:t>Y se da cuenta que muchas de esas personas se deprimían, se sentían mal, etcétera.</w:t>
+      </w:r>
+    </w:p>
+    <w:p>
+      <w:pPr>
+        <w:jc w:val="both"/>
+      </w:pPr>
+      <w:r>
+        <w:t>Pero había otras personas que eran personas que tenían valores interiores, que a pesar de eso hacían todos los ejercicios físicos, pintaban,</w:t>
+      </w:r>
+    </w:p>
+    <w:p>
+      <w:pPr>
+        <w:jc w:val="both"/>
+      </w:pPr>
+      <w:r>
+        <w:rPr>
+          <w:lang w:val="es-ES"/>
+        </w:rPr>
+        <w:t xml:space="preserve">trabajaban, todo, digamos, todas esas técnicas de manipulación de papel para hacer </w:t>
       </w:r>
       <w:proofErr w:type="spellStart"/>
       <w:r>
@@ -2023,7 +2023,7 @@
           <w:lang w:val="es-ES"/>
         </w:rPr>
         <w:lastRenderedPageBreak/>
-        <w:t xml:space="preserve">[14:32 - 14:42] Y ella llamó eso </w:t>
+        <w:t xml:space="preserve">Y ella llamó eso </w:t>
       </w:r>
       <w:proofErr w:type="spellStart"/>
       <w:r>
@@ -2045,18 +2045,18 @@
         <w:jc w:val="both"/>
       </w:pPr>
       <w:r>
-        <w:t>[14:43 - 14:46] Porque en gran parte, dentro de la filosofía japonesa.</w:t>
-      </w:r>
-    </w:p>
-    <w:p>
-      <w:pPr>
-        <w:jc w:val="both"/>
-      </w:pPr>
-      <w:r>
-        <w:rPr>
-          <w:lang w:val="es-ES"/>
-        </w:rPr>
-        <w:t xml:space="preserve">[14:47 - 15:02] Dentro del buen, la persona anciana, buena persona anciana es una persona que no se queja, es una persona que se cuida, es una persona sana, es una persona que sigue trabajando, no </w:t>
+        <w:t>Porque en gran parte, dentro de la filosofía japonesa.</w:t>
+      </w:r>
+    </w:p>
+    <w:p>
+      <w:pPr>
+        <w:jc w:val="both"/>
+      </w:pPr>
+      <w:r>
+        <w:rPr>
+          <w:lang w:val="es-ES"/>
+        </w:rPr>
+        <w:t xml:space="preserve">Dentro del buen, la persona anciana, buena persona anciana es una persona que no se queja, es una persona que se cuida, es una persona sana, es una persona que sigue trabajando, no </w:t>
       </w:r>
       <w:proofErr w:type="gramStart"/>
       <w:r>
@@ -2081,7 +2081,7 @@
         <w:rPr>
           <w:lang w:val="es-ES"/>
         </w:rPr>
-        <w:t xml:space="preserve">[15:03 - 15:16] Entonces, en el </w:t>
+        <w:t xml:space="preserve">Entonces, en el </w:t>
       </w:r>
       <w:proofErr w:type="spellStart"/>
       <w:r>
@@ -2138,7 +2138,7 @@
         <w:jc w:val="both"/>
       </w:pPr>
       <w:r>
-        <w:t>[15:19 - 15:21] Muy interesante.</w:t>
+        <w:t>Muy interesante.</w:t>
       </w:r>
     </w:p>
     <w:p>
@@ -2170,7 +2170,7 @@
         <w:rPr>
           <w:lang w:val="es-ES"/>
         </w:rPr>
-        <w:t xml:space="preserve">[15:21 - 15:47] Obviamente el </w:t>
+        <w:t xml:space="preserve">Obviamente el </w:t>
       </w:r>
       <w:proofErr w:type="spellStart"/>
       <w:r>
@@ -2223,7 +2223,7 @@
         <w:rPr>
           <w:lang w:val="es-ES"/>
         </w:rPr>
-        <w:t xml:space="preserve">[15:47 - 15:55] Y el </w:t>
+        <w:t xml:space="preserve">Y el </w:t>
       </w:r>
       <w:proofErr w:type="spellStart"/>
       <w:r>
@@ -2266,7 +2266,7 @@
         <w:jc w:val="both"/>
       </w:pPr>
       <w:r>
-        <w:t>[15:55 - 15:57] Sí, muy parecido a florecimiento.</w:t>
+        <w:t>Sí, muy parecido a florecimiento.</w:t>
       </w:r>
     </w:p>
     <w:p>
@@ -2298,7 +2298,7 @@
         <w:rPr>
           <w:lang w:val="es-ES"/>
         </w:rPr>
-        <w:t xml:space="preserve">[15:58 - 16:03] Exactamente, es decir, yo vivo y </w:t>
+        <w:t xml:space="preserve">Exactamente, es decir, yo vivo y </w:t>
       </w:r>
       <w:proofErr w:type="gramStart"/>
       <w:r>
@@ -2323,7 +2323,7 @@
         <w:rPr>
           <w:lang w:val="es-ES"/>
         </w:rPr>
-        <w:t xml:space="preserve">[16:04 - 16:16] Puede ser un motivo muy sencillo, muy complejo, me voy a ver con mis amigos, voy a jugar a naipes con mis amigos, mañana voy a hacer un paseo, pasado mañana, pero que siempre </w:t>
+        <w:t xml:space="preserve">Puede ser un motivo muy sencillo, muy complejo, me voy a ver con mis amigos, voy a jugar a naipes con mis amigos, mañana voy a hacer un paseo, pasado mañana, pero que siempre </w:t>
       </w:r>
       <w:proofErr w:type="gramStart"/>
       <w:r>
@@ -2348,7 +2348,7 @@
         <w:rPr>
           <w:lang w:val="es-ES"/>
         </w:rPr>
-        <w:t xml:space="preserve">[16:16 - 16:19] </w:t>
+        <w:t xml:space="preserve"/>
       </w:r>
       <w:proofErr w:type="gramStart"/>
       <w:r>
@@ -2387,7 +2387,7 @@
         <w:rPr>
           <w:lang w:val="es-ES"/>
         </w:rPr>
-        <w:t xml:space="preserve">[16:19 - 16:30] Permite moverme y no quedarme quieto en primera y saber bien qué hago mañana, qué hago pasado mañana, cuando mi vida termina siendo una vida sin sentido </w:t>
+        <w:t xml:space="preserve">Permite moverme y no quedarme quieto en primera y saber bien qué hago mañana, qué hago pasado mañana, cuando mi vida termina siendo una vida sin sentido </w:t>
       </w:r>
       <w:proofErr w:type="gramStart"/>
       <w:r>
@@ -2412,7 +2412,7 @@
         <w:rPr>
           <w:lang w:val="es-ES"/>
         </w:rPr>
-        <w:t xml:space="preserve">[16:31 - 16:37] Una verdadera </w:t>
+        <w:t xml:space="preserve">Una verdadera </w:t>
       </w:r>
       <w:proofErr w:type="spellStart"/>
       <w:r>
@@ -2434,15 +2434,15 @@
         <w:jc w:val="both"/>
       </w:pPr>
       <w:r>
-        <w:t>[16:37 - 16:48] Y digamos, obviamente, trabaja con una visión muy optimista de todo lo que pueda hacer yo, desde cosas muy chiquitas, que tomarme un trago con mis amigos, a cosas muy grandes.</w:t>
-      </w:r>
-    </w:p>
-    <w:p>
-      <w:pPr>
-        <w:jc w:val="both"/>
-      </w:pPr>
-      <w:r>
-        <w:t>[16:49 - 16:59] Que podrían ser, hacer su meditación, ayudar a niños pequeños a cuidarse, actividades grandes, pequeñas que yo podrían ser.</w:t>
+        <w:t>Y digamos, obviamente, trabaja con una visión muy optimista de todo lo que pueda hacer yo, desde cosas muy chiquitas, que tomarme un trago con mis amigos, a cosas muy grandes.</w:t>
+      </w:r>
+    </w:p>
+    <w:p>
+      <w:pPr>
+        <w:jc w:val="both"/>
+      </w:pPr>
+      <w:r>
+        <w:t>Que podrían ser, hacer su meditación, ayudar a niños pequeños a cuidarse, actividades grandes, pequeñas que yo podrían ser.</w:t>
       </w:r>
     </w:p>
     <w:p>
@@ -2471,7 +2471,7 @@
         <w:jc w:val="both"/>
       </w:pPr>
       <w:r>
-        <w:t>[16:59 - 17:08] Pues te cuento, te cuento de manera anecdótica que conocí mucho el caso de Agua de Dios en Dinamarca, el leprosario de Agua de Dios.</w:t>
+        <w:t>Pues te cuento, te cuento de manera anecdótica que conocí mucho el caso de Agua de Dios en Dinamarca, el leprosario de Agua de Dios.</w:t>
       </w:r>
     </w:p>
     <w:p>
@@ -2483,7 +2483,7 @@
           <w:lang w:val="es-ES"/>
         </w:rPr>
         <w:lastRenderedPageBreak/>
-        <w:t>[17:08 - 17:21] Hoy en día, pues ya es un pueblo normal, pero hace unos años era el pueblo, digamos, donde encerraban, llamémoslo así, a los leprosos</w:t>
+        <w:t>Hoy en día, pues ya es un pueblo normal, pero hace unos años era el pueblo, digamos, donde encerraban, llamémoslo así, a los leprosos</w:t>
       </w:r>
       <w:proofErr w:type="gramStart"/>
       <w:r>
@@ -2540,31 +2540,31 @@
         <w:jc w:val="both"/>
       </w:pPr>
       <w:r>
-        <w:t>[17:21 - 17:22] También hubo un caso.</w:t>
-      </w:r>
-    </w:p>
-    <w:p>
-      <w:pPr>
-        <w:jc w:val="both"/>
-      </w:pPr>
-      <w:r>
-        <w:t>[17:23 - 17:35] Yo sé perfectamente, los dermatólogos me contaban que cuando iban a la casa del enfermo para llevárselo, le ponían, la policía le ponía un lazo en el cuello, para no tocar.</w:t>
-      </w:r>
-    </w:p>
-    <w:p>
-      <w:pPr>
-        <w:jc w:val="both"/>
-      </w:pPr>
-      <w:r>
-        <w:t>[17:36 - 17:48] Y que usted sabe perfectamente que en Agua de Dios había hasta monedas propias de ellos, para que la gente no entrara en contacto con la moneda normal colombiana, con el peso colombiano. Que obviamente.</w:t>
-      </w:r>
-    </w:p>
-    <w:p>
-      <w:pPr>
-        <w:jc w:val="both"/>
-      </w:pPr>
-      <w:r>
-        <w:t>[17:49 - 17:52] Se terminaría ahí. Claro.</w:t>
+        <w:t>También hubo un caso.</w:t>
+      </w:r>
+    </w:p>
+    <w:p>
+      <w:pPr>
+        <w:jc w:val="both"/>
+      </w:pPr>
+      <w:r>
+        <w:t>Yo sé perfectamente, los dermatólogos me contaban que cuando iban a la casa del enfermo para llevárselo, le ponían, la policía le ponía un lazo en el cuello, para no tocar.</w:t>
+      </w:r>
+    </w:p>
+    <w:p>
+      <w:pPr>
+        <w:jc w:val="both"/>
+      </w:pPr>
+      <w:r>
+        <w:t>Y que usted sabe perfectamente que en Agua de Dios había hasta monedas propias de ellos, para que la gente no entrara en contacto con la moneda normal colombiana, con el peso colombiano. Que obviamente.</w:t>
+      </w:r>
+    </w:p>
+    <w:p>
+      <w:pPr>
+        <w:jc w:val="both"/>
+      </w:pPr>
+      <w:r>
+        <w:t>Se terminaría ahí. Claro.</w:t>
       </w:r>
     </w:p>
     <w:p>
@@ -2596,7 +2596,7 @@
         <w:rPr>
           <w:lang w:val="es-ES"/>
         </w:rPr>
-        <w:t>[17:54 - 17:58] Estefano, cuéntanos un poco, digamos, con quién has trabajado, además, cuáles.</w:t>
+        <w:t>Estefano, cuéntanos un poco, digamos, con quién has trabajado, además, cuáles.</w:t>
       </w:r>
     </w:p>
     <w:p>
@@ -2625,7 +2625,7 @@
         <w:jc w:val="both"/>
       </w:pPr>
       <w:r>
-        <w:t>[17:58 - 17:59] Yo he trabajado con mucha gente.</w:t>
+        <w:t>Yo he trabajado con mucha gente.</w:t>
       </w:r>
     </w:p>
     <w:p>
@@ -2654,7 +2654,7 @@
         <w:jc w:val="both"/>
       </w:pPr>
       <w:r>
-        <w:t>[18:00 - 18:07] Háblanos de tu red, investigador. Yo he tenido muchas redes. Hacia el florecimiento.</w:t>
+        <w:t>Háblanos de tu red, investigador. Yo he tenido muchas redes. Hacia el florecimiento.</w:t>
       </w:r>
     </w:p>
     <w:p>
@@ -2686,7 +2686,7 @@
         <w:rPr>
           <w:lang w:val="es-ES"/>
         </w:rPr>
-        <w:t xml:space="preserve">[18:07 - 18:19] Hacia el florecimiento, he trabajado durante muchos años, durante el doctorado, trabajé con una psicóloga que trabaja en Medellín hoy en día, que se llama </w:t>
+        <w:t xml:space="preserve">Hacia el florecimiento, he trabajado durante muchos años, durante el doctorado, trabajé con una psicóloga que trabaja en Medellín hoy en día, que se llama </w:t>
       </w:r>
       <w:proofErr w:type="spellStart"/>
       <w:r>
@@ -2711,7 +2711,7 @@
         <w:rPr>
           <w:lang w:val="es-ES"/>
         </w:rPr>
-        <w:t xml:space="preserve">[18:19 - 18:24] Y trabajé con Andrea Ortega, por </w:t>
+        <w:t xml:space="preserve">Y trabajé con Andrea Ortega, por </w:t>
       </w:r>
       <w:proofErr w:type="gramStart"/>
       <w:r>
@@ -2733,7 +2733,7 @@
         <w:jc w:val="both"/>
       </w:pPr>
       <w:r>
-        <w:t>[18:24 - 18:35] He trabajado con médicos, como Juan Manuel Araya, que siempre estuvo, cuando era un médico, un hematólogo, un investigador en el área de la biología, molecular, etc.</w:t>
+        <w:t>He trabajado con médicos, como Juan Manuel Araya, que siempre estuvo, cuando era un médico, un hematólogo, un investigador en el área de la biología, molecular, etc.</w:t>
       </w:r>
     </w:p>
     <w:p>
@@ -2768,7 +2768,7 @@
         <w:rPr>
           <w:lang w:val="es-ES"/>
         </w:rPr>
-        <w:t>[18:35 - 18:42] ¿De la Universidad de Antioquia</w:t>
+        <w:t>¿De la Universidad de Antioquia</w:t>
       </w:r>
       <w:proofErr w:type="gramStart"/>
       <w:r>
@@ -2805,18 +2805,18 @@
         <w:jc w:val="both"/>
       </w:pPr>
       <w:r>
-        <w:t>[18:43 - 18:53] No, él trabajó primero en la Universidad de Antioquia y después trabajó en la Universidad Rosario, Hoy en día trabaja en la fundación. Una EPS, es decir, director científico. EPS de Cartagena. Pero que vive en Bogotá.</w:t>
-      </w:r>
-    </w:p>
-    <w:p>
-      <w:pPr>
-        <w:jc w:val="both"/>
-      </w:pPr>
-      <w:r>
-        <w:rPr>
-          <w:lang w:val="es-ES"/>
-        </w:rPr>
-        <w:t xml:space="preserve">[18:53 - 19:05] Y él tuvo, él trabajó siempre todo lo de inmunología, es decir, enfermedades como </w:t>
+        <w:t>No, él trabajó primero en la Universidad de Antioquia y después trabajó en la Universidad Rosario, Hoy en día trabaja en la fundación. Una EPS, es decir, director científico. EPS de Cartagena. Pero que vive en Bogotá.</w:t>
+      </w:r>
+    </w:p>
+    <w:p>
+      <w:pPr>
+        <w:jc w:val="both"/>
+      </w:pPr>
+      <w:r>
+        <w:rPr>
+          <w:lang w:val="es-ES"/>
+        </w:rPr>
+        <w:t xml:space="preserve">Y él tuvo, él trabajó siempre todo lo de inmunología, es decir, enfermedades como </w:t>
       </w:r>
       <w:proofErr w:type="spellStart"/>
       <w:r>
@@ -2838,7 +2838,7 @@
         <w:jc w:val="both"/>
       </w:pPr>
       <w:r>
-        <w:t>[19:06 - 19:07] Diferentes enfermedades con esas características.</w:t>
+        <w:t>Diferentes enfermedades con esas características.</w:t>
       </w:r>
     </w:p>
     <w:p>
@@ -2877,7 +2877,7 @@
         <w:jc w:val="both"/>
       </w:pPr>
       <w:r>
-        <w:t>[19:08 - 19:09] Doctor Anaya.</w:t>
+        <w:t>Doctor Anaya.</w:t>
       </w:r>
     </w:p>
     <w:p>
@@ -2906,37 +2906,37 @@
         <w:jc w:val="both"/>
       </w:pPr>
       <w:r>
-        <w:t>[19:09 - 19:17] Anaya. Juan Manuel Anaya, que es uno de los grandes investigadores colombianos en el área de investigación. Y él, por cuanto trabaja, sí, otras cosas.</w:t>
-      </w:r>
-    </w:p>
-    <w:p>
-      <w:pPr>
-        <w:jc w:val="both"/>
-      </w:pPr>
-      <w:r>
-        <w:t>[19:17 - 19:26] Y es de los diez sabios, de los cien sabios, o los dos sabios que hicieron alguna vez en Colombia y los grandes investigadores de medicina en Colombia.</w:t>
-      </w:r>
-    </w:p>
-    <w:p>
-      <w:pPr>
-        <w:jc w:val="both"/>
-        <w:rPr>
-          <w:lang w:val="es-ES"/>
-        </w:rPr>
-      </w:pPr>
-      <w:r>
-        <w:rPr>
-          <w:lang w:val="es-ES"/>
-        </w:rPr>
-        <w:t>[19:26 - 19:34] A él le interesó trabajar conmigo y hoy en día él está haciendo investigaciones sobre centenarios, en la cual me permitió trabajar el pedacito mío de psicología.</w:t>
-      </w:r>
-    </w:p>
-    <w:p>
-      <w:pPr>
-        <w:jc w:val="both"/>
-      </w:pPr>
-      <w:r>
-        <w:t>[19:34 - 19:42] Porque están evaluando los primeros estudios sobre centenarios colombianos. Qué características biológicas, psicológicas, sociales.</w:t>
+        <w:t>Anaya. Juan Manuel Anaya, que es uno de los grandes investigadores colombianos en el área de investigación. Y él, por cuanto trabaja, sí, otras cosas.</w:t>
+      </w:r>
+    </w:p>
+    <w:p>
+      <w:pPr>
+        <w:jc w:val="both"/>
+      </w:pPr>
+      <w:r>
+        <w:t>Y es de los diez sabios, de los cien sabios, o los dos sabios que hicieron alguna vez en Colombia y los grandes investigadores de medicina en Colombia.</w:t>
+      </w:r>
+    </w:p>
+    <w:p>
+      <w:pPr>
+        <w:jc w:val="both"/>
+        <w:rPr>
+          <w:lang w:val="es-ES"/>
+        </w:rPr>
+      </w:pPr>
+      <w:r>
+        <w:rPr>
+          <w:lang w:val="es-ES"/>
+        </w:rPr>
+        <w:t>A él le interesó trabajar conmigo y hoy en día él está haciendo investigaciones sobre centenarios, en la cual me permitió trabajar el pedacito mío de psicología.</w:t>
+      </w:r>
+    </w:p>
+    <w:p>
+      <w:pPr>
+        <w:jc w:val="both"/>
+      </w:pPr>
+      <w:r>
+        <w:t>Porque están evaluando los primeros estudios sobre centenarios colombianos. Qué características biológicas, psicológicas, sociales.</w:t>
       </w:r>
     </w:p>
     <w:p>
@@ -2968,7 +2968,7 @@
         <w:rPr>
           <w:lang w:val="es-ES"/>
         </w:rPr>
-        <w:t>[19:43 - 19:47] ¿Quién financia ese estudio</w:t>
+        <w:t>¿Quién financia ese estudio</w:t>
       </w:r>
       <w:proofErr w:type="gramStart"/>
       <w:r>
@@ -3011,7 +3011,7 @@
         <w:jc w:val="both"/>
       </w:pPr>
       <w:r>
-        <w:t>[19:47 - 19:49] Ese estudio es financiado, imagino yo, por organizaciones internacionales.</w:t>
+        <w:t>Ese estudio es financiado, imagino yo, por organizaciones internacionales.</w:t>
       </w:r>
     </w:p>
     <w:p>
@@ -3040,7 +3040,7 @@
         <w:jc w:val="both"/>
       </w:pPr>
       <w:r>
-        <w:t>[19:49 - 19:54] No sabría decir exactamente. Es de una EPS grande. Yo le puedo mandar los datos.</w:t>
+        <w:t>No sabría decir exactamente. Es de una EPS grande. Yo le puedo mandar los datos.</w:t>
       </w:r>
     </w:p>
     <w:p>
@@ -3073,7 +3073,7 @@
         <w:jc w:val="both"/>
       </w:pPr>
       <w:r>
-        <w:t>[19:55 - 19:56] ¿De las Sanitas? Con Sanitas, tal vez.</w:t>
+        <w:t>¿De las Sanitas? Con Sanitas, tal vez.</w:t>
       </w:r>
     </w:p>
     <w:p>
@@ -3102,15 +3102,15 @@
         <w:jc w:val="both"/>
       </w:pPr>
       <w:r>
-        <w:t>[19:57 - 20:08] No. No. Eso ni es ninguna entidad del Estado. Creo que es una entidad, una EPS en Cartagena grande. No me acuerdo cómo se llama eso.</w:t>
-      </w:r>
-    </w:p>
-    <w:p>
-      <w:pPr>
-        <w:jc w:val="both"/>
-      </w:pPr>
-      <w:r>
-        <w:t>[20:09 - 20:11] Porque yo no me puedo dar los datos. Ok, gracias.</w:t>
+        <w:t>No. No. Eso ni es ninguna entidad del Estado. Creo que es una entidad, una EPS en Cartagena grande. No me acuerdo cómo se llama eso.</w:t>
+      </w:r>
+    </w:p>
+    <w:p>
+      <w:pPr>
+        <w:jc w:val="both"/>
+      </w:pPr>
+      <w:r>
+        <w:t>Porque yo no me puedo dar los datos. Ok, gracias.</w:t>
       </w:r>
     </w:p>
     <w:p>
@@ -3145,7 +3145,7 @@
         <w:rPr>
           <w:lang w:val="es-ES"/>
         </w:rPr>
-        <w:t>[20:11 - 20:16] Pero cuéntanos, en la universidad del SINU cómo es que tratan de hacer investigación</w:t>
+        <w:t>Pero cuéntanos, en la universidad del SINU cómo es que tratan de hacer investigación</w:t>
       </w:r>
       <w:proofErr w:type="gramStart"/>
       <w:r>
@@ -3182,18 +3182,18 @@
         <w:jc w:val="both"/>
       </w:pPr>
       <w:r>
-        <w:t>[20:17 - 20:29] Yo llegué a esa universidad, digamos, sencilla, pequeña. Es una universidad que me acopió muy bien. Y hemos hecho mucha investigación con estudiantes, con...</w:t>
-      </w:r>
-    </w:p>
-    <w:p>
-      <w:pPr>
-        <w:jc w:val="both"/>
-      </w:pPr>
-      <w:r>
-        <w:rPr>
-          <w:lang w:val="es-ES"/>
-        </w:rPr>
-        <w:t xml:space="preserve">[20:30 - 20:40] Hemos hecho semilleros, tenemos un semillero que se llama </w:t>
+        <w:t>Yo llegué a esa universidad, digamos, sencilla, pequeña. Es una universidad que me acopió muy bien. Y hemos hecho mucha investigación con estudiantes, con...</w:t>
+      </w:r>
+    </w:p>
+    <w:p>
+      <w:pPr>
+        <w:jc w:val="both"/>
+      </w:pPr>
+      <w:r>
+        <w:rPr>
+          <w:lang w:val="es-ES"/>
+        </w:rPr>
+        <w:t xml:space="preserve">Hemos hecho semilleros, tenemos un semillero que se llama </w:t>
       </w:r>
       <w:proofErr w:type="spellStart"/>
       <w:r>
@@ -3216,7 +3216,7 @@
       </w:pPr>
       <w:r>
         <w:lastRenderedPageBreak/>
-        <w:t>[20:41 - 20:52] de una asignatura que montó Andrea en su momento, Andrea Ortega, que se llama El Arte de la Felicidad. Y yo la he dictado por lo menos 10 veces, 10 cursos de Arte de la Felicidad, donde...</w:t>
+        <w:t>de una asignatura que montó Andrea en su momento, Andrea Ortega, que se llama El Arte de la Felicidad. Y yo la he dictado por lo menos 10 veces, 10 cursos de Arte de la Felicidad, donde...</w:t>
       </w:r>
     </w:p>
     <w:p>
@@ -3245,7 +3245,7 @@
         <w:jc w:val="both"/>
       </w:pPr>
       <w:r>
-        <w:t>[20:52 - 20:53] ¿Y quiénes son tus alumnos?</w:t>
+        <w:t>¿Y quiénes son tus alumnos?</w:t>
       </w:r>
     </w:p>
     <w:p>
@@ -3274,66 +3274,66 @@
         <w:jc w:val="both"/>
       </w:pPr>
       <w:r>
-        <w:t>[20:53 - 21:05] Mis alumnos son estudiantes de todos los semestres que se matriculan y que es una materia complementaria, no es una materia básica de una carrera. Y yo sobre eso trabajamos todo el florecimiento de ese ánimo,</w:t>
-      </w:r>
-    </w:p>
-    <w:p>
-      <w:pPr>
-        <w:jc w:val="both"/>
-      </w:pPr>
-      <w:r>
-        <w:t>[21:06 - 21:17] hacemos ejercicios, los pongo a escribir, hacemos la carta de gratitud, hacemos todo lo que hace la Psicología Positiva, y analizamos cosas, hacemos ejercicios.</w:t>
-      </w:r>
-    </w:p>
-    <w:p>
-      <w:pPr>
-        <w:jc w:val="both"/>
-      </w:pPr>
-      <w:r>
-        <w:t>[21:17 - 21:30] Hablamos, hacemos hasta casi una terapia de grupo, entre comillas, porque son 70 estudiantes. Y se hace un trabajo muy bonito para mostrarle a ellos que vienen de pueblos pequeñitos, de Córdoba,</w:t>
-      </w:r>
-    </w:p>
-    <w:p>
-      <w:pPr>
-        <w:jc w:val="both"/>
-      </w:pPr>
-      <w:r>
-        <w:t>[21:30 - 21:41] y de otras regiones limítrofes, como el departamento de Córdoba, algunos de Antioquia, otros de Bolívar, etcétera, etcétera. Lo importante que es el crecimiento personal interior.</w:t>
-      </w:r>
-    </w:p>
-    <w:p>
-      <w:pPr>
-        <w:jc w:val="both"/>
-      </w:pPr>
-      <w:r>
-        <w:rPr>
-          <w:lang w:val="es-ES"/>
-        </w:rPr>
-        <w:t>[21:42 - 21:53] Es decir, la visión aristotélica eudaimónica, tratándose de explicar, lo más sencillo posible. Y también, digamos, lo último que estamos haciendo es,</w:t>
-      </w:r>
-    </w:p>
-    <w:p>
-      <w:pPr>
-        <w:jc w:val="both"/>
-      </w:pPr>
-      <w:r>
-        <w:t>[21:54 - 22:06] tocando algunas investigaciones, estamos tratando de hacer algunas investigaciones en Psicología Positiva Organizacional, que es más un campo suyo. Y tenemos dos estudios en acción, en áreas hospitalarias,</w:t>
-      </w:r>
-    </w:p>
-    <w:p>
-      <w:pPr>
-        <w:jc w:val="both"/>
-      </w:pPr>
-      <w:r>
-        <w:t>[22:06 - 22:17] para estudiar, por ejemplo, el GANCHMENT, para estudiar variables positivas asociadas al GANCHMENT, para relación trabajo-familia, al estrés,</w:t>
-      </w:r>
-    </w:p>
-    <w:p>
-      <w:pPr>
-        <w:jc w:val="both"/>
-      </w:pPr>
-      <w:r>
-        <w:t>[22:17 - 22:25] a la ansiedad causada por el tipo de cuerpo. Y tenemos dos estudios en curso en dos entidades hospitalarias.</w:t>
+        <w:t>Mis alumnos son estudiantes de todos los semestres que se matriculan y que es una materia complementaria, no es una materia básica de una carrera. Y yo sobre eso trabajamos todo el florecimiento de ese ánimo,</w:t>
+      </w:r>
+    </w:p>
+    <w:p>
+      <w:pPr>
+        <w:jc w:val="both"/>
+      </w:pPr>
+      <w:r>
+        <w:t>hacemos ejercicios, los pongo a escribir, hacemos la carta de gratitud, hacemos todo lo que hace la Psicología Positiva, y analizamos cosas, hacemos ejercicios.</w:t>
+      </w:r>
+    </w:p>
+    <w:p>
+      <w:pPr>
+        <w:jc w:val="both"/>
+      </w:pPr>
+      <w:r>
+        <w:t>Hablamos, hacemos hasta casi una terapia de grupo, entre comillas, porque son 70 estudiantes. Y se hace un trabajo muy bonito para mostrarle a ellos que vienen de pueblos pequeñitos, de Córdoba,</w:t>
+      </w:r>
+    </w:p>
+    <w:p>
+      <w:pPr>
+        <w:jc w:val="both"/>
+      </w:pPr>
+      <w:r>
+        <w:t>y de otras regiones limítrofes, como el departamento de Córdoba, algunos de Antioquia, otros de Bolívar, etcétera, etcétera. Lo importante que es el crecimiento personal interior.</w:t>
+      </w:r>
+    </w:p>
+    <w:p>
+      <w:pPr>
+        <w:jc w:val="both"/>
+      </w:pPr>
+      <w:r>
+        <w:rPr>
+          <w:lang w:val="es-ES"/>
+        </w:rPr>
+        <w:t>Es decir, la visión aristotélica eudaimónica, tratándose de explicar, lo más sencillo posible. Y también, digamos, lo último que estamos haciendo es,</w:t>
+      </w:r>
+    </w:p>
+    <w:p>
+      <w:pPr>
+        <w:jc w:val="both"/>
+      </w:pPr>
+      <w:r>
+        <w:t>tocando algunas investigaciones, estamos tratando de hacer algunas investigaciones en Psicología Positiva Organizacional, que es más un campo suyo. Y tenemos dos estudios en acción, en áreas hospitalarias,</w:t>
+      </w:r>
+    </w:p>
+    <w:p>
+      <w:pPr>
+        <w:jc w:val="both"/>
+      </w:pPr>
+      <w:r>
+        <w:t>para estudiar, por ejemplo, el GANCHMENT, para estudiar variables positivas asociadas al GANCHMENT, para relación trabajo-familia, al estrés,</w:t>
+      </w:r>
+    </w:p>
+    <w:p>
+      <w:pPr>
+        <w:jc w:val="both"/>
+      </w:pPr>
+      <w:r>
+        <w:t>a la ansiedad causada por el tipo de cuerpo. Y tenemos dos estudios en curso en dos entidades hospitalarias.</w:t>
       </w:r>
     </w:p>
     <w:p>
@@ -3362,7 +3362,7 @@
         <w:jc w:val="both"/>
       </w:pPr>
       <w:r>
-        <w:t>[22:27 - 22:31] ¿Quién más conforma el grupo de investigación en felicidad, en florecimiento?</w:t>
+        <w:t>¿Quién más conforma el grupo de investigación en felicidad, en florecimiento?</w:t>
       </w:r>
     </w:p>
     <w:p>
@@ -3398,7 +3398,7 @@
         <w:rPr>
           <w:lang w:val="es-ES"/>
         </w:rPr>
-        <w:t xml:space="preserve">[22:32 - 22:42] Digamos que, fundamentalmente, </w:t>
+        <w:t xml:space="preserve">Digamos que, fundamentalmente, </w:t>
       </w:r>
       <w:proofErr w:type="spellStart"/>
       <w:r>
@@ -3420,23 +3420,23 @@
         <w:jc w:val="both"/>
       </w:pPr>
       <w:r>
-        <w:t>[22:42 - 22:53] La mayor parte de la gente con la cual yo trabajo, tengo gente en Norte de San Francisco, en Santander, en Pamplona, tengo gente con la cual estoy trabajando en Barranquilla, en Medellín del Norte,</w:t>
-      </w:r>
-    </w:p>
-    <w:p>
-      <w:pPr>
-        <w:jc w:val="both"/>
-      </w:pPr>
-      <w:r>
-        <w:t>[22:53 - 23:02] en la Universidad Simón Bolívar, también de Barranquilla, tengo gente con la cual estoy trabajando en Chile, en la Universidad Católica del Norte,</w:t>
-      </w:r>
-    </w:p>
-    <w:p>
-      <w:pPr>
-        <w:jc w:val="both"/>
-      </w:pPr>
-      <w:r>
-        <w:t>[23:03 - 23:16] tengo gente que trabaja en la Universidad Acosta, en Barranquilla, es decir, tengo una red grande, que cuando veo que alguna rama empieza a no funcionar bien,</w:t>
+        <w:t>La mayor parte de la gente con la cual yo trabajo, tengo gente en Norte de San Francisco, en Santander, en Pamplona, tengo gente con la cual estoy trabajando en Barranquilla, en Medellín del Norte,</w:t>
+      </w:r>
+    </w:p>
+    <w:p>
+      <w:pPr>
+        <w:jc w:val="both"/>
+      </w:pPr>
+      <w:r>
+        <w:t>en la Universidad Simón Bolívar, también de Barranquilla, tengo gente con la cual estoy trabajando en Chile, en la Universidad Católica del Norte,</w:t>
+      </w:r>
+    </w:p>
+    <w:p>
+      <w:pPr>
+        <w:jc w:val="both"/>
+      </w:pPr>
+      <w:r>
+        <w:t>tengo gente que trabaja en la Universidad Acosta, en Barranquilla, es decir, tengo una red grande, que cuando veo que alguna rama empieza a no funcionar bien,</w:t>
       </w:r>
     </w:p>
     <w:p>
@@ -3445,34 +3445,34 @@
       </w:pPr>
       <w:r>
         <w:lastRenderedPageBreak/>
-        <w:t>[23:16 - 23:26] busco otra rama para poder seguir haciendo investigación. ¿Y qué hacemos? Hacemos una variedad enorme de estudios, hacemos validaciones en escalas de psicología positiva,</w:t>
-      </w:r>
-    </w:p>
-    <w:p>
-      <w:pPr>
-        <w:jc w:val="both"/>
-      </w:pPr>
-      <w:r>
-        <w:t>[23:26 - 23:38] felicidad, sobre bienestar, sobre resiliencia, hacemos estudios que me interesan a mí como pacientes crónicos, hacemos estudios sobre vejez, entonces nos ayudamos un poquito entre todos,</w:t>
-      </w:r>
-    </w:p>
-    <w:p>
-      <w:pPr>
-        <w:jc w:val="both"/>
-      </w:pPr>
-      <w:r>
-        <w:t>[23:38 - 23:51] y ellos voltean, ellos salen en publicaciones de ellos, ellos salen en publicaciones mías, y algunas de esas publicaciones coincidimos, pero no es un grupo fijo, son personas con las cuales yo tengo relación</w:t>
-      </w:r>
-    </w:p>
-    <w:p>
-      <w:pPr>
-        <w:jc w:val="both"/>
-      </w:pPr>
-      <w:r>
-        <w:rPr>
-          <w:lang w:val="es-ES"/>
-        </w:rPr>
-        <w:t xml:space="preserve">[23:51 - 24:02] y estoy trabajando alternativamente, entonces, qué sé yo, el año pasado sacamos mucha investigación, sacamos mucha producción, fue récord mío, saqué 11 </w:t>
+        <w:t>busco otra rama para poder seguir haciendo investigación. ¿Y qué hacemos? Hacemos una variedad enorme de estudios, hacemos validaciones en escalas de psicología positiva,</w:t>
+      </w:r>
+    </w:p>
+    <w:p>
+      <w:pPr>
+        <w:jc w:val="both"/>
+      </w:pPr>
+      <w:r>
+        <w:t>felicidad, sobre bienestar, sobre resiliencia, hacemos estudios que me interesan a mí como pacientes crónicos, hacemos estudios sobre vejez, entonces nos ayudamos un poquito entre todos,</w:t>
+      </w:r>
+    </w:p>
+    <w:p>
+      <w:pPr>
+        <w:jc w:val="both"/>
+      </w:pPr>
+      <w:r>
+        <w:t>y ellos voltean, ellos salen en publicaciones de ellos, ellos salen en publicaciones mías, y algunas de esas publicaciones coincidimos, pero no es un grupo fijo, son personas con las cuales yo tengo relación</w:t>
+      </w:r>
+    </w:p>
+    <w:p>
+      <w:pPr>
+        <w:jc w:val="both"/>
+      </w:pPr>
+      <w:r>
+        <w:rPr>
+          <w:lang w:val="es-ES"/>
+        </w:rPr>
+        <w:t xml:space="preserve">y estoy trabajando alternativamente, entonces, qué sé yo, el año pasado sacamos mucha investigación, sacamos mucha producción, fue récord mío, saqué 11 </w:t>
       </w:r>
       <w:proofErr w:type="spellStart"/>
       <w:r>
@@ -3497,7 +3497,7 @@
         <w:rPr>
           <w:lang w:val="es-ES"/>
         </w:rPr>
-        <w:t xml:space="preserve">[24:02 - 24:13] que era el récord máximo que yo tenía en mi vida, y 11 artículos de </w:t>
+        <w:t xml:space="preserve">que era el récord máximo que yo tenía en mi vida, y 11 artículos de </w:t>
       </w:r>
       <w:proofErr w:type="spellStart"/>
       <w:r>
@@ -3519,15 +3519,15 @@
         <w:jc w:val="both"/>
       </w:pPr>
       <w:r>
-        <w:t>[24:13 - 24:25] eso, cuéntame, ¿cómo financias tu investigación? No tengo, lo hago sin plata, yo debería decir, el mérito principal que tengo, no, para que vea, eso sí está muy impresionante,</w:t>
-      </w:r>
-    </w:p>
-    <w:p>
-      <w:pPr>
-        <w:jc w:val="both"/>
-      </w:pPr>
-      <w:r>
-        <w:t>[24:25 - 24:31] no, es de viveza, es decir, es de malicia indígena, la malicia indígena que adquirí,</w:t>
+        <w:t>eso, cuéntame, ¿cómo financias tu investigación? No tengo, lo hago sin plata, yo debería decir, el mérito principal que tengo, no, para que vea, eso sí está muy impresionante,</w:t>
+      </w:r>
+    </w:p>
+    <w:p>
+      <w:pPr>
+        <w:jc w:val="both"/>
+      </w:pPr>
+      <w:r>
+        <w:t>no, es de viveza, es decir, es de malicia indígena, la malicia indígena que adquirí,</w:t>
       </w:r>
     </w:p>
     <w:p>
@@ -3556,7 +3556,7 @@
         <w:jc w:val="both"/>
       </w:pPr>
       <w:r>
-        <w:t>[24:32 - 24:36] ¿Malicia italiano indígena? Italiana indígena, indígena bogotana,</w:t>
+        <w:t>¿Malicia italiano indígena? Italiana indígena, indígena bogotana,</w:t>
       </w:r>
     </w:p>
     <w:p>
@@ -3585,18 +3585,18 @@
         <w:jc w:val="both"/>
       </w:pPr>
       <w:r>
-        <w:t>[24:36 - 24:46] es fundamentalmente hacer, en algunos casos he tenido pequeñas financiaciones, en otros casos haciendo investigación, con la plata, o con pequeñas dosis de plata,</w:t>
-      </w:r>
-    </w:p>
-    <w:p>
-      <w:pPr>
-        <w:jc w:val="both"/>
-      </w:pPr>
-      <w:r>
-        <w:rPr>
-          <w:lang w:val="es-ES"/>
-        </w:rPr>
-        <w:t xml:space="preserve">[24:46 - 24:50] que nos dieron en San </w:t>
+        <w:t>es fundamentalmente hacer, en algunos casos he tenido pequeñas financiaciones, en otros casos haciendo investigación, con la plata, o con pequeñas dosis de plata,</w:t>
+      </w:r>
+    </w:p>
+    <w:p>
+      <w:pPr>
+        <w:jc w:val="both"/>
+      </w:pPr>
+      <w:r>
+        <w:rPr>
+          <w:lang w:val="es-ES"/>
+        </w:rPr>
+        <w:t xml:space="preserve">que nos dieron en San </w:t>
       </w:r>
       <w:proofErr w:type="spellStart"/>
       <w:r>
@@ -3639,7 +3639,7 @@
         <w:jc w:val="both"/>
       </w:pPr>
       <w:r>
-        <w:t>[24:51 - 24:52] ¿Conciencias? ¿Ministerios?</w:t>
+        <w:t>¿Conciencias? ¿Ministerios?</w:t>
       </w:r>
     </w:p>
     <w:p>
@@ -3668,31 +3668,31 @@
         <w:jc w:val="both"/>
       </w:pPr>
       <w:r>
-        <w:t>[24:52 - 25:03] Conciencias, yo hice solamente un estudio con la gobernación grande, con la administración de Córdoba, y me pareció muy aburridor todas las vueltas que toca hacer,</w:t>
-      </w:r>
-    </w:p>
-    <w:p>
-      <w:pPr>
-        <w:jc w:val="both"/>
-      </w:pPr>
-      <w:r>
-        <w:t>[25:03 - 25:13] y no me emocionó, es decir, yo vi que al final tocaba hacer más vueltas que investigación, Sí. Entonces yo prefiero siempre investigación suelta,</w:t>
-      </w:r>
-    </w:p>
-    <w:p>
-      <w:pPr>
-        <w:jc w:val="both"/>
-      </w:pPr>
-      <w:r>
-        <w:t>[25:13 - 25:26] donde digamos que hay un pequeño apoyo de la universidad, pero por eso la investigación la hacemos nosotros, son investigaciones la mayoría de lápiz y papel, entonces nosotros aplicamos las pruebas, los estudiantes me ayudan,</w:t>
-      </w:r>
-    </w:p>
-    <w:p>
-      <w:pPr>
-        <w:jc w:val="both"/>
-      </w:pPr>
-      <w:r>
-        <w:t>[25:26 - 25:36] los estudiantes que me ayuden yo lo meto en los estudios, si hay algún, si necesito un estadístico, porque es una estadística superior, yo le digo, mire, yo no lo puedo pagar, usted lo mete en los estudios,</w:t>
+        <w:t>Conciencias, yo hice solamente un estudio con la gobernación grande, con la administración de Córdoba, y me pareció muy aburridor todas las vueltas que toca hacer,</w:t>
+      </w:r>
+    </w:p>
+    <w:p>
+      <w:pPr>
+        <w:jc w:val="both"/>
+      </w:pPr>
+      <w:r>
+        <w:t>y no me emocionó, es decir, yo vi que al final tocaba hacer más vueltas que investigación, Sí. Entonces yo prefiero siempre investigación suelta,</w:t>
+      </w:r>
+    </w:p>
+    <w:p>
+      <w:pPr>
+        <w:jc w:val="both"/>
+      </w:pPr>
+      <w:r>
+        <w:t>donde digamos que hay un pequeño apoyo de la universidad, pero por eso la investigación la hacemos nosotros, son investigaciones la mayoría de lápiz y papel, entonces nosotros aplicamos las pruebas, los estudiantes me ayudan,</w:t>
+      </w:r>
+    </w:p>
+    <w:p>
+      <w:pPr>
+        <w:jc w:val="both"/>
+      </w:pPr>
+      <w:r>
+        <w:t>los estudiantes que me ayuden yo lo meto en los estudios, si hay algún, si necesito un estadístico, porque es una estadística superior, yo le digo, mire, yo no lo puedo pagar, usted lo mete en los estudios,</w:t>
       </w:r>
     </w:p>
     <w:p>
@@ -3701,15 +3701,15 @@
       </w:pPr>
       <w:r>
         <w:lastRenderedPageBreak/>
-        <w:t>[25:36 - 25:49] hemos trabajado de esa forma, de intercambio, yo le ayudo en otros estudios, yo le hago esto, usted hace eso, porque digamos que es, digamos, se hizo investigación con muy poca plata,</w:t>
-      </w:r>
-    </w:p>
-    <w:p>
-      <w:pPr>
-        <w:jc w:val="both"/>
-      </w:pPr>
-      <w:r>
-        <w:t>[25:49 - 25:50] hemos publicado poco dinero.</w:t>
+        <w:t>hemos trabajado de esa forma, de intercambio, yo le ayudo en otros estudios, yo le hago esto, usted hace eso, porque digamos que es, digamos, se hizo investigación con muy poca plata,</w:t>
+      </w:r>
+    </w:p>
+    <w:p>
+      <w:pPr>
+        <w:jc w:val="both"/>
+      </w:pPr>
+      <w:r>
+        <w:t>hemos publicado poco dinero.</w:t>
       </w:r>
     </w:p>
     <w:p>
@@ -3738,7 +3738,7 @@
         <w:jc w:val="both"/>
       </w:pPr>
       <w:r>
-        <w:t>[25:50 - 26:02] Qué bien, pues es muy impresionante, digamos, poder sacar adelante todas estas iniciativas a punto del compromiso y del interés con el tema.</w:t>
+        <w:t>Qué bien, pues es muy impresionante, digamos, poder sacar adelante todas estas iniciativas a punto del compromiso y del interés con el tema.</w:t>
       </w:r>
     </w:p>
     <w:p>
@@ -3774,7 +3774,7 @@
         <w:rPr>
           <w:lang w:val="es-ES"/>
         </w:rPr>
-        <w:t xml:space="preserve">[26:02 - 26:13] Sí, porque hay mucha gente que le interesa el tema, que le interesan los temas, y le interesa publicar, digamos que entonces he tenido, entre comillas, la habilidad de conseguir investigadores jóvenes que le interesaban </w:t>
+        <w:t xml:space="preserve">Sí, porque hay mucha gente que le interesa el tema, que le interesan los temas, y le interesa publicar, digamos que entonces he tenido, entre comillas, la habilidad de conseguir investigadores jóvenes que le interesaban </w:t>
       </w:r>
       <w:proofErr w:type="spellStart"/>
       <w:r>
@@ -3796,26 +3796,26 @@
         <w:jc w:val="both"/>
       </w:pPr>
       <w:r>
-        <w:t>[26:14 - 26:24] y después de eso ellos pueden seguir su camino, y realmente por mis manos ha pasado mucho investigador, mucho investigador que hoy día es un investigador importante en muchas universidades colombianas,</w:t>
-      </w:r>
-    </w:p>
-    <w:p>
-      <w:pPr>
-        <w:jc w:val="both"/>
-      </w:pPr>
-      <w:r>
-        <w:t>[26:24 - 26:34] y ellos aprendieron un poquito conmigo, el resto lo aprendieron ellos, por supuesto, y me ayudaron en muchos estudios, y cuando ellos, yo veía que esa rama ya no funcionaba,</w:t>
-      </w:r>
-    </w:p>
-    <w:p>
-      <w:pPr>
-        <w:jc w:val="both"/>
-      </w:pPr>
-      <w:r>
-        <w:rPr>
-          <w:lang w:val="es-ES"/>
-        </w:rPr>
-        <w:t xml:space="preserve">[26:34 - 26:43] o que ellos me interesaban otras cosas, yo me buscaba otras personas, algunas </w:t>
+        <w:t>y después de eso ellos pueden seguir su camino, y realmente por mis manos ha pasado mucho investigador, mucho investigador que hoy día es un investigador importante en muchas universidades colombianas,</w:t>
+      </w:r>
+    </w:p>
+    <w:p>
+      <w:pPr>
+        <w:jc w:val="both"/>
+      </w:pPr>
+      <w:r>
+        <w:t>y ellos aprendieron un poquito conmigo, el resto lo aprendieron ellos, por supuesto, y me ayudaron en muchos estudios, y cuando ellos, yo veía que esa rama ya no funcionaba,</w:t>
+      </w:r>
+    </w:p>
+    <w:p>
+      <w:pPr>
+        <w:jc w:val="both"/>
+      </w:pPr>
+      <w:r>
+        <w:rPr>
+          <w:lang w:val="es-ES"/>
+        </w:rPr>
+        <w:t xml:space="preserve">o que ellos me interesaban otras cosas, yo me buscaba otras personas, algunas </w:t>
       </w:r>
       <w:proofErr w:type="spellStart"/>
       <w:proofErr w:type="gramStart"/>
@@ -3839,7 +3839,7 @@
         <w:jc w:val="both"/>
       </w:pPr>
       <w:r>
-        <w:t>[26:44 - 26:50] otras simplemente por amistad y por afecto y por cariño, y eso se, así se hizo. Así hice toda la investigación que yo he hecho en mi vida.</w:t>
+        <w:t>otras simplemente por amistad y por afecto y por cariño, y eso se, así se hizo. Así hice toda la investigación que yo he hecho en mi vida.</w:t>
       </w:r>
     </w:p>
     <w:p>
@@ -3871,7 +3871,7 @@
         <w:rPr>
           <w:lang w:val="es-ES"/>
         </w:rPr>
-        <w:t xml:space="preserve">[26:50 - 26:55] ¿Y cómo, </w:t>
+        <w:t xml:space="preserve">¿Y cómo, </w:t>
       </w:r>
       <w:proofErr w:type="gramStart"/>
       <w:r>
@@ -3914,21 +3914,21 @@
         <w:jc w:val="both"/>
       </w:pPr>
       <w:r>
-        <w:t>[26:55 - 27:07] ¿Cómo la he divulgado? La he divulgado fundamentalmente en revistas científicas, fundamentalmente en congresos, en simposios, en todas las actividades donde yo he podido ir, la he divulgado.</w:t>
-      </w:r>
-    </w:p>
-    <w:p>
-      <w:pPr>
-        <w:jc w:val="both"/>
-        <w:rPr>
-          <w:lang w:val="es-ES"/>
-        </w:rPr>
-      </w:pPr>
-      <w:r>
-        <w:rPr>
-          <w:lang w:val="es-ES"/>
-        </w:rPr>
-        <w:t>[27:08 - 27:11] Yo tengo más o menos como doscientos artículos publicados, alrededor de doscientos.</w:t>
+        <w:t>¿Cómo la he divulgado? La he divulgado fundamentalmente en revistas científicas, fundamentalmente en congresos, en simposios, en todas las actividades donde yo he podido ir, la he divulgado.</w:t>
+      </w:r>
+    </w:p>
+    <w:p>
+      <w:pPr>
+        <w:jc w:val="both"/>
+        <w:rPr>
+          <w:lang w:val="es-ES"/>
+        </w:rPr>
+      </w:pPr>
+      <w:r>
+        <w:rPr>
+          <w:lang w:val="es-ES"/>
+        </w:rPr>
+        <w:t>Yo tengo más o menos como doscientos artículos publicados, alrededor de doscientos.</w:t>
       </w:r>
     </w:p>
     <w:p>
@@ -3957,7 +3957,7 @@
         <w:jc w:val="both"/>
       </w:pPr>
       <w:r>
-        <w:t>[27:13 - 27:18] Y de esos hay... ¿Cuáles crees que han sido los más sobresalientes y en qué residencias?</w:t>
+        <w:t>Y de esos hay... ¿Cuáles crees que han sido los más sobresalientes y en qué residencias?</w:t>
       </w:r>
     </w:p>
     <w:p>
@@ -3986,18 +3986,18 @@
         <w:jc w:val="both"/>
       </w:pPr>
       <w:r>
-        <w:t>[27:18 - 27:29] Pues muchos, es decir, muchos que se hicieron, pero lo más sobresaliente es relativo. Digamos que algunos de las revistas pequeñitas han sido súper citados,</w:t>
-      </w:r>
-    </w:p>
-    <w:p>
-      <w:pPr>
-        <w:jc w:val="both"/>
-      </w:pPr>
-      <w:r>
-        <w:rPr>
-          <w:lang w:val="es-ES"/>
-        </w:rPr>
-        <w:t xml:space="preserve">[27:29 - 27:41] y otros de las revistas americanas no las ha citado nadie, ¿no? Es decir, es muy relativo. Digamos que todos han sido buenos. La pandemia la aprovechamos </w:t>
+        <w:t>Pues muchos, es decir, muchos que se hicieron, pero lo más sobresaliente es relativo. Digamos que algunos de las revistas pequeñitas han sido súper citados,</w:t>
+      </w:r>
+    </w:p>
+    <w:p>
+      <w:pPr>
+        <w:jc w:val="both"/>
+      </w:pPr>
+      <w:r>
+        <w:rPr>
+          <w:lang w:val="es-ES"/>
+        </w:rPr>
+        <w:t xml:space="preserve">y otros de las revistas americanas no las ha citado nadie, ¿no? Es decir, es muy relativo. Digamos que todos han sido buenos. La pandemia la aprovechamos </w:t>
       </w:r>
       <w:proofErr w:type="spellStart"/>
       <w:r>
@@ -4020,26 +4020,26 @@
       </w:pPr>
       <w:r>
         <w:lastRenderedPageBreak/>
-        <w:t>[27:42 - 27:51] Con conforme para ver cómo se... Digamos que cada momento de la historia se hacen los estudios. No hay estudios que sean mejores o peores.</w:t>
-      </w:r>
-    </w:p>
-    <w:p>
-      <w:pPr>
-        <w:jc w:val="both"/>
-      </w:pPr>
-      <w:r>
-        <w:t>[27:51 - 28:01] Dependiendo del momento estábamos nosotros con un poquito de plata, pocas platas, o con muestras. Por ejemplo, en Medellín trabajamos mucho con fundaciones que tenían enfermos crónicos,</w:t>
-      </w:r>
-    </w:p>
-    <w:p>
-      <w:pPr>
-        <w:jc w:val="both"/>
-      </w:pPr>
-      <w:r>
-        <w:rPr>
-          <w:lang w:val="es-ES"/>
-        </w:rPr>
-        <w:t>[28:01 - 28:13] entonces el trabajo era de la siguiente forma, era lo mismo. Yo, tú me ayudas con la muestra, yo le dicto conferencias. Siempre se trabajó así. Es decir, intercambio. Usted me ayuda a hacer la cámara, yo le doy de comida.</w:t>
+        <w:t>Con conforme para ver cómo se... Digamos que cada momento de la historia se hacen los estudios. No hay estudios que sean mejores o peores.</w:t>
+      </w:r>
+    </w:p>
+    <w:p>
+      <w:pPr>
+        <w:jc w:val="both"/>
+      </w:pPr>
+      <w:r>
+        <w:t>Dependiendo del momento estábamos nosotros con un poquito de plata, pocas platas, o con muestras. Por ejemplo, en Medellín trabajamos mucho con fundaciones que tenían enfermos crónicos,</w:t>
+      </w:r>
+    </w:p>
+    <w:p>
+      <w:pPr>
+        <w:jc w:val="both"/>
+      </w:pPr>
+      <w:r>
+        <w:rPr>
+          <w:lang w:val="es-ES"/>
+        </w:rPr>
+        <w:t>entonces el trabajo era de la siguiente forma, era lo mismo. Yo, tú me ayudas con la muestra, yo le dicto conferencias. Siempre se trabajó así. Es decir, intercambio. Usted me ayuda a hacer la cámara, yo le doy de comida.</w:t>
       </w:r>
     </w:p>
     <w:p>
@@ -4068,7 +4068,7 @@
         <w:jc w:val="both"/>
       </w:pPr>
       <w:r>
-        <w:t>[28:13 - 28:14] ¿Muestras de estudiantes?</w:t>
+        <w:t>¿Muestras de estudiantes?</w:t>
       </w:r>
     </w:p>
     <w:p>
@@ -4097,42 +4097,42 @@
         <w:jc w:val="both"/>
       </w:pPr>
       <w:r>
-        <w:t>[28:14 - 28:26] Muestras de estudiante y estudiantes que me ayudan, y tratar de hacer lo menos posible. Se hicieron estudios con estudiantes, pero la gran mayoría no. Porque los estudiantes contestan mal, responden mal. No es el...</w:t>
-      </w:r>
-    </w:p>
-    <w:p>
-      <w:pPr>
-        <w:jc w:val="both"/>
-      </w:pPr>
-      <w:r>
-        <w:t>[28:26 - 28:39] El sujeto ideal. Más bien lo he hecho con la población general y con enfermos, y con personas mayores, adolescentes, y... Y les decía, hacía lo mismo.</w:t>
-      </w:r>
-    </w:p>
-    <w:p>
-      <w:pPr>
-        <w:jc w:val="both"/>
-      </w:pPr>
-      <w:r>
-        <w:rPr>
-          <w:lang w:val="es-ES"/>
-        </w:rPr>
-        <w:t>[28:39 - 28:51] Es decir, llegábamos a los colegios en Bogotá con una serie de investigaciones sobre bienestar en adolescentes. Y le decíamos, nosotros, ustedes nos ayudan con la muestra, y nosotros, nosotros aplicábamos directamente la muestra.</w:t>
-      </w:r>
-    </w:p>
-    <w:p>
-      <w:pPr>
-        <w:jc w:val="both"/>
-      </w:pPr>
-      <w:r>
-        <w:t>[28:52 - 29:03] Y ustedes, y la Universidad de Zamora de Tuna, en este caso, nos ayudan para fotocopiar. Y nosotros le dictamos conferencias, pues, gratis, sobre temas determinados, la palabra de su familia, lo que quieran ustedes.</w:t>
-      </w:r>
-    </w:p>
-    <w:p>
-      <w:pPr>
-        <w:jc w:val="both"/>
-      </w:pPr>
-      <w:r>
-        <w:t>[29:03 - 29:15] Y en ese intervalo... Digamos que en ese cambalache. Para utilizar una palabra como... En ese cambalache, nosotros siempre hemos movido. Yo me he movido toda la vida en ese cambalache. Yo te ayudo a...</w:t>
+        <w:t>Muestras de estudiante y estudiantes que me ayudan, y tratar de hacer lo menos posible. Se hicieron estudios con estudiantes, pero la gran mayoría no. Porque los estudiantes contestan mal, responden mal. No es el...</w:t>
+      </w:r>
+    </w:p>
+    <w:p>
+      <w:pPr>
+        <w:jc w:val="both"/>
+      </w:pPr>
+      <w:r>
+        <w:t>El sujeto ideal. Más bien lo he hecho con la población general y con enfermos, y con personas mayores, adolescentes, y... Y les decía, hacía lo mismo.</w:t>
+      </w:r>
+    </w:p>
+    <w:p>
+      <w:pPr>
+        <w:jc w:val="both"/>
+      </w:pPr>
+      <w:r>
+        <w:rPr>
+          <w:lang w:val="es-ES"/>
+        </w:rPr>
+        <w:t>Es decir, llegábamos a los colegios en Bogotá con una serie de investigaciones sobre bienestar en adolescentes. Y le decíamos, nosotros, ustedes nos ayudan con la muestra, y nosotros, nosotros aplicábamos directamente la muestra.</w:t>
+      </w:r>
+    </w:p>
+    <w:p>
+      <w:pPr>
+        <w:jc w:val="both"/>
+      </w:pPr>
+      <w:r>
+        <w:t>Y ustedes, y la Universidad de Zamora de Tuna, en este caso, nos ayudan para fotocopiar. Y nosotros le dictamos conferencias, pues, gratis, sobre temas determinados, la palabra de su familia, lo que quieran ustedes.</w:t>
+      </w:r>
+    </w:p>
+    <w:p>
+      <w:pPr>
+        <w:jc w:val="both"/>
+      </w:pPr>
+      <w:r>
+        <w:t>Y en ese intervalo... Digamos que en ese cambalache. Para utilizar una palabra como... En ese cambalache, nosotros siempre hemos movido. Yo me he movido toda la vida en ese cambalache. Yo te ayudo a...</w:t>
       </w:r>
     </w:p>
     <w:p>
@@ -4161,7 +4161,7 @@
         <w:jc w:val="both"/>
       </w:pPr>
       <w:r>
-        <w:t>[29:15 - 29:16] ¿Y libros? ¿Libros?</w:t>
+        <w:t>¿Y libros? ¿Libros?</w:t>
       </w:r>
     </w:p>
     <w:p>
@@ -4190,18 +4190,18 @@
         <w:jc w:val="both"/>
       </w:pPr>
       <w:r>
-        <w:t>[29:17 - 29:25] ¿Libros? Tengo cuatro libros. Tengo un libro... Dos libros me... Ubicados en México sobre resiliencia.</w:t>
-      </w:r>
-    </w:p>
-    <w:p>
-      <w:pPr>
-        <w:jc w:val="both"/>
-      </w:pPr>
-      <w:r>
-        <w:rPr>
-          <w:lang w:val="es-ES"/>
-        </w:rPr>
-        <w:t xml:space="preserve">[29:26 - 29:37] Y tengo un libro que publiqué en España sobre pacientes de resiliencias con pacientes terapéuticos de </w:t>
+        <w:t>¿Libros? Tengo cuatro libros. Tengo un libro... Dos libros me... Ubicados en México sobre resiliencia.</w:t>
+      </w:r>
+    </w:p>
+    <w:p>
+      <w:pPr>
+        <w:jc w:val="both"/>
+      </w:pPr>
+      <w:r>
+        <w:rPr>
+          <w:lang w:val="es-ES"/>
+        </w:rPr>
+        <w:t xml:space="preserve">Y tengo un libro que publiqué en España sobre pacientes de resiliencias con pacientes terapéuticos de </w:t>
       </w:r>
       <w:proofErr w:type="spellStart"/>
       <w:r>
@@ -4223,31 +4223,31 @@
         <w:jc w:val="both"/>
       </w:pPr>
       <w:r>
-        <w:t>[29:38 - 29:45] También sobre salud. Y tengo unos colombianos que hicimos, por ejemplo, nosotros hicimos un estudio el año</w:t>
-      </w:r>
-    </w:p>
-    <w:p>
-      <w:pPr>
-        <w:jc w:val="both"/>
-      </w:pPr>
-      <w:r>
-        <w:t>[29:45 - 29:58] pasado con la Universidad de Córdoba, y tenemos este estudio, de hecho, de atención integral a la salud. Insisto, un programa de intervención en todos los... En todos los departamentos de Córdoba, con mucha otra gente.</w:t>
-      </w:r>
-    </w:p>
-    <w:p>
-      <w:pPr>
-        <w:jc w:val="both"/>
-      </w:pPr>
-      <w:r>
-        <w:t>[29:58 - 30:10] Y ahí estuvo ese estudio. Y el de resiliencia, casualmente, lo tengo aquí, acá. Es un libro que se llama Fortaleza.</w:t>
-      </w:r>
-    </w:p>
-    <w:p>
-      <w:pPr>
-        <w:jc w:val="both"/>
-      </w:pPr>
-      <w:r>
-        <w:t>[30:11 - 30:16] Es un libro que publiqué como abuelo moderno hace unos años. Y es sobre...</w:t>
+        <w:t>También sobre salud. Y tengo unos colombianos que hicimos, por ejemplo, nosotros hicimos un estudio el año</w:t>
+      </w:r>
+    </w:p>
+    <w:p>
+      <w:pPr>
+        <w:jc w:val="both"/>
+      </w:pPr>
+      <w:r>
+        <w:t>pasado con la Universidad de Córdoba, y tenemos este estudio, de hecho, de atención integral a la salud. Insisto, un programa de intervención en todos los... En todos los departamentos de Córdoba, con mucha otra gente.</w:t>
+      </w:r>
+    </w:p>
+    <w:p>
+      <w:pPr>
+        <w:jc w:val="both"/>
+      </w:pPr>
+      <w:r>
+        <w:t>Y ahí estuvo ese estudio. Y el de resiliencia, casualmente, lo tengo aquí, acá. Es un libro que se llama Fortaleza.</w:t>
+      </w:r>
+    </w:p>
+    <w:p>
+      <w:pPr>
+        <w:jc w:val="both"/>
+      </w:pPr>
+      <w:r>
+        <w:t>Es un libro que publiqué como abuelo moderno hace unos años. Y es sobre...</w:t>
       </w:r>
     </w:p>
     <w:p>
@@ -4276,7 +4276,7 @@
         <w:jc w:val="both"/>
       </w:pPr>
       <w:r>
-        <w:t>[30:16 - 30:18] Fortaleza, sobre resiliencia.</w:t>
+        <w:t>Fortaleza, sobre resiliencia.</w:t>
       </w:r>
     </w:p>
     <w:p>
@@ -4305,34 +4305,34 @@
         <w:jc w:val="both"/>
       </w:pPr>
       <w:r>
-        <w:t>[30:18 - 30:30] El que se hizo en... El que se editó en España, que lo editó la Universidad Nacional de Educación y Distancia con profesores españoles y psicólogos colombianos, y yo también, era</w:t>
-      </w:r>
-    </w:p>
-    <w:p>
-      <w:pPr>
-        <w:jc w:val="both"/>
-      </w:pPr>
-      <w:r>
-        <w:t>[30:32 - 30:45] Sobre enfermedades físicas, enfermedades crónicas específicas. Sobre enfermedades, fundamentalmente, gastrointestinales. Sí. En ese momento me interesó mucho. Algunas enfermedades gastrointestinales. Hicimos un estudio sobre eso.</w:t>
-      </w:r>
-    </w:p>
-    <w:p>
-      <w:pPr>
-        <w:jc w:val="both"/>
-      </w:pPr>
-      <w:r>
-        <w:t>[30:45 - 30:54] Sobre úlcera péptica, sobre úlcera adrenal, sobre gastritis, sobre... colon irritable.</w:t>
-      </w:r>
-    </w:p>
-    <w:p>
-      <w:pPr>
-        <w:jc w:val="both"/>
-      </w:pPr>
-      <w:r>
-        <w:rPr>
-          <w:lang w:val="es-ES"/>
-        </w:rPr>
-        <w:t>[30:54 - 31:03] Y eso, y ese libro salió hace unos 15 años en España, editado por la Universidad Nacional de Educación y Distancia</w:t>
+        <w:t>El que se hizo en... El que se editó en España, que lo editó la Universidad Nacional de Educación y Distancia con profesores españoles y psicólogos colombianos, y yo también, era</w:t>
+      </w:r>
+    </w:p>
+    <w:p>
+      <w:pPr>
+        <w:jc w:val="both"/>
+      </w:pPr>
+      <w:r>
+        <w:t>Sobre enfermedades físicas, enfermedades crónicas específicas. Sobre enfermedades, fundamentalmente, gastrointestinales. Sí. En ese momento me interesó mucho. Algunas enfermedades gastrointestinales. Hicimos un estudio sobre eso.</w:t>
+      </w:r>
+    </w:p>
+    <w:p>
+      <w:pPr>
+        <w:jc w:val="both"/>
+      </w:pPr>
+      <w:r>
+        <w:t>Sobre úlcera péptica, sobre úlcera adrenal, sobre gastritis, sobre... colon irritable.</w:t>
+      </w:r>
+    </w:p>
+    <w:p>
+      <w:pPr>
+        <w:jc w:val="both"/>
+      </w:pPr>
+      <w:r>
+        <w:rPr>
+          <w:lang w:val="es-ES"/>
+        </w:rPr>
+        <w:t>Y eso, y ese libro salió hace unos 15 años en España, editado por la Universidad Nacional de Educación y Distancia</w:t>
       </w:r>
       <w:proofErr w:type="gramStart"/>
       <w:r>
@@ -4369,7 +4369,7 @@
         <w:jc w:val="both"/>
       </w:pPr>
       <w:r>
-        <w:t>[31:04 - 31:14] Conoces el Centro de Estudios sobre Envejecimiento en Madrid. Yo conozco algunas investigadoras allá. A Gloria Mayoral y... No, no los conozco. No los conoces.</w:t>
+        <w:t>Conoces el Centro de Estudios sobre Envejecimiento en Madrid. Yo conozco algunas investigadoras allá. A Gloria Mayoral y... No, no los conozco. No los conoces.</w:t>
       </w:r>
     </w:p>
     <w:p>
@@ -4398,18 +4398,18 @@
         <w:jc w:val="both"/>
       </w:pPr>
       <w:r>
-        <w:t>[31:14 - 31:24] No he trabajado con ellos. No, porque en esa época yo estaba interesado en las enfermedades crónicas, no en... Digamos que yo lo que he hecho es, en pequeño, yo no soy una persona...</w:t>
-      </w:r>
-    </w:p>
-    <w:p>
-      <w:pPr>
-        <w:jc w:val="both"/>
-      </w:pPr>
-      <w:r>
-        <w:rPr>
-          <w:lang w:val="es-ES"/>
-        </w:rPr>
-        <w:t>[31:24 - 31:28] Es decir, me llamaron y todo lo que se quiere, pero yo no soy una persona famosa, ni mucho menos.</w:t>
+        <w:t>No he trabajado con ellos. No, porque en esa época yo estaba interesado en las enfermedades crónicas, no en... Digamos que yo lo que he hecho es, en pequeño, yo no soy una persona...</w:t>
+      </w:r>
+    </w:p>
+    <w:p>
+      <w:pPr>
+        <w:jc w:val="both"/>
+      </w:pPr>
+      <w:r>
+        <w:rPr>
+          <w:lang w:val="es-ES"/>
+        </w:rPr>
+        <w:t>Es decir, me llamaron y todo lo que se quiere, pero yo no soy una persona famosa, ni mucho menos.</w:t>
       </w:r>
     </w:p>
     <w:p>
@@ -4438,7 +4438,7 @@
         <w:jc w:val="both"/>
       </w:pPr>
       <w:r>
-        <w:t>[31:28 - 31:31] Claro que sí. Tienes un récord muy impresionante.</w:t>
+        <w:t>Claro que sí. Tienes un récord muy impresionante.</w:t>
       </w:r>
     </w:p>
     <w:p>
@@ -4467,7 +4467,7 @@
         <w:jc w:val="both"/>
       </w:pPr>
       <w:r>
-        <w:t>[31:31 - 31:40] Es una persona que he hecho mi trabajo así, sencillamente, porque me gusta mucho investigar desde cuando empecé a estudiar psicología. No lo hago por algún motivo. Sí.</w:t>
+        <w:t>Es una persona que he hecho mi trabajo así, sencillamente, porque me gusta mucho investigar desde cuando empecé a estudiar psicología. No lo hago por algún motivo. Sí.</w:t>
       </w:r>
     </w:p>
     <w:p>
@@ -4496,7 +4496,7 @@
         <w:jc w:val="both"/>
       </w:pPr>
       <w:r>
-        <w:t>[31:40 - 31:46] Y cuéntame, ¿por qué? ¿Por qué estás en Montería? ¿Qué hay de calidad de vida en Montería? Porque... No Montería.</w:t>
+        <w:t>Y cuéntame, ¿por qué? ¿Por qué estás en Montería? ¿Qué hay de calidad de vida en Montería? Porque... No Montería.</w:t>
       </w:r>
     </w:p>
     <w:p>
@@ -4525,7 +4525,7 @@
         <w:jc w:val="both"/>
       </w:pPr>
       <w:r>
-        <w:t xml:space="preserve">[31:46 - 31:51] ¿Por qué estoy en Montería? </w:t>
+        <w:t xml:space="preserve">¿Por qué estoy en Montería? </w:t>
       </w:r>
     </w:p>
     <w:p>
@@ -4554,7 +4554,7 @@
         <w:jc w:val="both"/>
       </w:pPr>
       <w:r>
-        <w:t xml:space="preserve">[31:51 - 32:03] Fundamentalmente por dos motivos. Porque yo llegué aquí porque Andrea me dijo, venga, a ver si se adapta. Después me tocó la pandemia, me agarró </w:t>
+        <w:t xml:space="preserve">Fundamentalmente por dos motivos. Porque yo llegué aquí porque Andrea me dijo, venga, a ver si se adapta. Después me tocó la pandemia, me agarró </w:t>
       </w:r>
       <w:r>
         <w:lastRenderedPageBreak/>
@@ -4569,7 +4569,7 @@
         <w:rPr>
           <w:lang w:val="es-ES"/>
         </w:rPr>
-        <w:t xml:space="preserve">[32:03 - 32:15] Gente que nunca había sido investigada. Entonces me interesó mucho estudiar población indígena. Se han hecho varios estudios. Estudio de bienestar en población indígena. Con los </w:t>
+        <w:t xml:space="preserve">Gente que nunca había sido investigada. Entonces me interesó mucho estudiar población indígena. Se han hecho varios estudios. Estudio de bienestar en población indígena. Con los </w:t>
       </w:r>
       <w:proofErr w:type="spellStart"/>
       <w:r>
@@ -4608,7 +4608,7 @@
         <w:rPr>
           <w:lang w:val="es-ES"/>
         </w:rPr>
-        <w:t xml:space="preserve">[32:15 - 32:23] Que es una población indígena que no tiene idioma propio, pero siguen siendo indígenas. </w:t>
+        <w:t xml:space="preserve">Que es una población indígena que no tiene idioma propio, pero siguen siendo indígenas. </w:t>
       </w:r>
       <w:proofErr w:type="gramStart"/>
       <w:r>
@@ -4633,31 +4633,31 @@
         <w:rPr>
           <w:lang w:val="es-ES"/>
         </w:rPr>
-        <w:t>[32:23 - 32:33] Digamos que hay muchas muestras interesantes y hay muchos muchachos interesantes. Y digamos que yo me he quedado este tiempo fundamentalmente por las muestras poblacionales.</w:t>
-      </w:r>
-    </w:p>
-    <w:p>
-      <w:pPr>
-        <w:jc w:val="both"/>
-      </w:pPr>
-      <w:r>
-        <w:t>[32:33 - 32:43] Para poder hacer estudios con muestras que nadie ha investigado. Ok. Que realmente es muy interesante porque es una Colombia distinta. Para darles un ejemplo.</w:t>
-      </w:r>
-    </w:p>
-    <w:p>
-      <w:pPr>
-        <w:jc w:val="both"/>
-      </w:pPr>
-      <w:r>
-        <w:t>[32:43 - 32:56] Yo estaba haciendo una investigación sobre vejez. Y alguna vez apliqué una escala para medir soledad. La soledad es uno de los grandes problemas de la vejez.</w:t>
-      </w:r>
-    </w:p>
-    <w:p>
-      <w:pPr>
-        <w:jc w:val="both"/>
-      </w:pPr>
-      <w:r>
-        <w:t>[32:56 - 33:09] Entonces yo, la alumna con la cual yo estuve haciendo mi investigación, me decía, ¿y para qué aplicamos una escala de soledad? Si en la vereda donde yo vivo somos 90 y somos todos parientes. No hay soledad. Sí.</w:t>
+        <w:t>Digamos que hay muchas muestras interesantes y hay muchos muchachos interesantes. Y digamos que yo me he quedado este tiempo fundamentalmente por las muestras poblacionales.</w:t>
+      </w:r>
+    </w:p>
+    <w:p>
+      <w:pPr>
+        <w:jc w:val="both"/>
+      </w:pPr>
+      <w:r>
+        <w:t>Para poder hacer estudios con muestras que nadie ha investigado. Ok. Que realmente es muy interesante porque es una Colombia distinta. Para darles un ejemplo.</w:t>
+      </w:r>
+    </w:p>
+    <w:p>
+      <w:pPr>
+        <w:jc w:val="both"/>
+      </w:pPr>
+      <w:r>
+        <w:t>Yo estaba haciendo una investigación sobre vejez. Y alguna vez apliqué una escala para medir soledad. La soledad es uno de los grandes problemas de la vejez.</w:t>
+      </w:r>
+    </w:p>
+    <w:p>
+      <w:pPr>
+        <w:jc w:val="both"/>
+      </w:pPr>
+      <w:r>
+        <w:t>Entonces yo, la alumna con la cual yo estuve haciendo mi investigación, me decía, ¿y para qué aplicamos una escala de soledad? Si en la vereda donde yo vivo somos 90 y somos todos parientes. No hay soledad. Sí.</w:t>
       </w:r>
     </w:p>
     <w:p>
@@ -4686,7 +4686,7 @@
         <w:jc w:val="both"/>
       </w:pPr>
       <w:r>
-        <w:t>[33:09 - 33:10] Es que eso te iba a comentar.</w:t>
+        <w:t>Es que eso te iba a comentar.</w:t>
       </w:r>
     </w:p>
     <w:p>
@@ -4715,7 +4715,7 @@
         <w:jc w:val="both"/>
       </w:pPr>
       <w:r>
-        <w:t>[33:10 - 33:13] Es una Colombia distinta, la Colombia de Bogotá.</w:t>
+        <w:t>Es una Colombia distinta, la Colombia de Bogotá.</w:t>
       </w:r>
     </w:p>
     <w:p>
@@ -4744,7 +4744,7 @@
         <w:jc w:val="both"/>
       </w:pPr>
       <w:r>
-        <w:t>[33:13 - 33:19] Yo tengo mi casa, yo tengo mi apartado en Bogotá, en Cedritos, por ejemplo. Muy bien.</w:t>
+        <w:t>Yo tengo mi casa, yo tengo mi apartado en Bogotá, en Cedritos, por ejemplo. Muy bien.</w:t>
       </w:r>
     </w:p>
     <w:p>
@@ -4773,15 +4773,15 @@
         <w:jc w:val="both"/>
       </w:pPr>
       <w:r>
-        <w:t>[33:19 - 33:28] Bueno, ojalá podamos conocernos personalmente algún día, Stefano. Pero mira, te quería comentar que hay algo en la costa atlántica colombiana que hace</w:t>
-      </w:r>
-    </w:p>
-    <w:p>
-      <w:pPr>
-        <w:jc w:val="both"/>
-      </w:pPr>
-      <w:r>
-        <w:t>[33:28 - 33:35] que la gente haya, a pesar de conflictos, precariedades, dificultades, viva la vida de una manera muy diferente.</w:t>
+        <w:t>Bueno, ojalá podamos conocernos personalmente algún día, Stefano. Pero mira, te quería comentar que hay algo en la costa atlántica colombiana que hace</w:t>
+      </w:r>
+    </w:p>
+    <w:p>
+      <w:pPr>
+        <w:jc w:val="both"/>
+      </w:pPr>
+      <w:r>
+        <w:t>que la gente haya, a pesar de conflictos, precariedades, dificultades, viva la vida de una manera muy diferente.</w:t>
       </w:r>
     </w:p>
     <w:p>
@@ -4810,7 +4810,7 @@
         <w:jc w:val="both"/>
       </w:pPr>
       <w:r>
-        <w:t>[33:35 - 33:35] Distinta.</w:t>
+        <w:t>Distinta.</w:t>
       </w:r>
     </w:p>
     <w:p>
@@ -4839,7 +4839,7 @@
         <w:jc w:val="both"/>
       </w:pPr>
       <w:r>
-        <w:t>[33:35 - 33:37] Muy diferente.</w:t>
+        <w:t>Muy diferente.</w:t>
       </w:r>
     </w:p>
     <w:p>
@@ -4868,7 +4868,7 @@
         <w:jc w:val="both"/>
       </w:pPr>
       <w:r>
-        <w:t>[33:37 - 33:38] Muy diferente.</w:t>
+        <w:t>Muy diferente.</w:t>
       </w:r>
     </w:p>
     <w:p>
@@ -4903,7 +4903,7 @@
         <w:jc w:val="both"/>
       </w:pPr>
       <w:r>
-        <w:t>[33:38 - 33:40] Porque realmente es gente distinta.</w:t>
+        <w:t>Porque realmente es gente distinta.</w:t>
       </w:r>
     </w:p>
     <w:p>
@@ -4935,18 +4935,18 @@
         <w:rPr>
           <w:lang w:val="es-ES"/>
         </w:rPr>
-        <w:t>[33:41 - 33:50] Es gente que, diría yo, que no pretende tanto. Es decir, obviamente la calidad de vida depende mucho del criterio de qué es para ti calidad de vida.</w:t>
-      </w:r>
-    </w:p>
-    <w:p>
-      <w:pPr>
-        <w:jc w:val="both"/>
-      </w:pPr>
-      <w:r>
-        <w:rPr>
-          <w:lang w:val="es-ES"/>
-        </w:rPr>
-        <w:t xml:space="preserve">[33:51 - 34:02] Para mí, ¿cómo puede ser calidad de vida vivir en un apartamento del Chicó de 250 metros con un carro, con un chofer </w:t>
+        <w:t>Es gente que, diría yo, que no pretende tanto. Es decir, obviamente la calidad de vida depende mucho del criterio de qué es para ti calidad de vida.</w:t>
+      </w:r>
+    </w:p>
+    <w:p>
+      <w:pPr>
+        <w:jc w:val="both"/>
+      </w:pPr>
+      <w:r>
+        <w:rPr>
+          <w:lang w:val="es-ES"/>
+        </w:rPr>
+        <w:t xml:space="preserve">Para mí, ¿cómo puede ser calidad de vida vivir en un apartamento del Chicó de 250 metros con un carro, con un chofer </w:t>
       </w:r>
       <w:proofErr w:type="spellStart"/>
       <w:r>
@@ -4968,18 +4968,18 @@
         <w:jc w:val="both"/>
       </w:pPr>
       <w:r>
-        <w:t>[34:02 - 34:13] Para otra persona calidad de vida, yo sé, pero para algunas otras personas calidad de vida podría ser estar en el ranchito con la negrita y comer pescado frito y arroz y ya.</w:t>
-      </w:r>
-    </w:p>
-    <w:p>
-      <w:pPr>
-        <w:jc w:val="both"/>
-      </w:pPr>
-      <w:r>
-        <w:rPr>
-          <w:lang w:val="es-ES"/>
-        </w:rPr>
-        <w:t>[34:13 - 34:16] Y ya, es decir, obviamente eso es.</w:t>
+        <w:t>Para otra persona calidad de vida, yo sé, pero para algunas otras personas calidad de vida podría ser estar en el ranchito con la negrita y comer pescado frito y arroz y ya.</w:t>
+      </w:r>
+    </w:p>
+    <w:p>
+      <w:pPr>
+        <w:jc w:val="both"/>
+      </w:pPr>
+      <w:r>
+        <w:rPr>
+          <w:lang w:val="es-ES"/>
+        </w:rPr>
+        <w:t>Y ya, es decir, obviamente eso es.</w:t>
       </w:r>
     </w:p>
     <w:p>
@@ -5008,7 +5008,7 @@
         <w:jc w:val="both"/>
       </w:pPr>
       <w:r>
-        <w:t>[34:16 - 34:17] Y la maca.</w:t>
+        <w:t>Y la maca.</w:t>
       </w:r>
     </w:p>
     <w:p>
@@ -5040,31 +5040,31 @@
         <w:rPr>
           <w:lang w:val="es-ES"/>
         </w:rPr>
-        <w:t>[34:17 - 34:23] La maca y estar, pasarme el tiempo en la maca. Es decir, eso hace que, eso hace que sea distinto.</w:t>
-      </w:r>
-    </w:p>
-    <w:p>
-      <w:pPr>
-        <w:jc w:val="both"/>
-      </w:pPr>
-      <w:r>
-        <w:t>[34:24 - 34:37] Fundamentalmente yo me quedé por la, digamos que me quedé por la, por las muestras y no sé cuánto. Pero yo cada año evalúo si me quedo, si me quito a Bogotá, si me retiro,</w:t>
-      </w:r>
-    </w:p>
-    <w:p>
-      <w:pPr>
-        <w:jc w:val="both"/>
-      </w:pPr>
-      <w:r>
-        <w:t>[34:37 - 34:45] si me retiro, si sigo trabajando, si sigo trabajando y hasta ahora, este año, llegué a la conclusión, fui a Bogotá, me hice todos los chequeos, me dijeron que podía seguir</w:t>
-      </w:r>
-    </w:p>
-    <w:p>
-      <w:pPr>
-        <w:jc w:val="both"/>
-      </w:pPr>
-      <w:r>
-        <w:t>[34:45 - 34:54] trabajando un año más y ya el próximo año haré eso mismo para ver si vale la pena seguir trabajando o no, o si sigo produciendo o si no hago otra cosa.</w:t>
+        <w:t>La maca y estar, pasarme el tiempo en la maca. Es decir, eso hace que, eso hace que sea distinto.</w:t>
+      </w:r>
+    </w:p>
+    <w:p>
+      <w:pPr>
+        <w:jc w:val="both"/>
+      </w:pPr>
+      <w:r>
+        <w:t>Fundamentalmente yo me quedé por la, digamos que me quedé por la, por las muestras y no sé cuánto. Pero yo cada año evalúo si me quedo, si me quito a Bogotá, si me retiro,</w:t>
+      </w:r>
+    </w:p>
+    <w:p>
+      <w:pPr>
+        <w:jc w:val="both"/>
+      </w:pPr>
+      <w:r>
+        <w:t>si me retiro, si sigo trabajando, si sigo trabajando y hasta ahora, este año, llegué a la conclusión, fui a Bogotá, me hice todos los chequeos, me dijeron que podía seguir</w:t>
+      </w:r>
+    </w:p>
+    <w:p>
+      <w:pPr>
+        <w:jc w:val="both"/>
+      </w:pPr>
+      <w:r>
+        <w:t>trabajando un año más y ya el próximo año haré eso mismo para ver si vale la pena seguir trabajando o no, o si sigo produciendo o si no hago otra cosa.</w:t>
       </w:r>
     </w:p>
     <w:p>
@@ -5093,23 +5093,23 @@
         <w:jc w:val="both"/>
       </w:pPr>
       <w:r>
-        <w:t>[34:55 - 35:07] Muy bueno. Qué bien. Bueno, pues me encanta todo lo que me has contado. Realmente. veo un poder muy grande en todas las investigaciones que has hecho y vas a</w:t>
-      </w:r>
-    </w:p>
-    <w:p>
-      <w:pPr>
-        <w:jc w:val="both"/>
-      </w:pPr>
-      <w:r>
-        <w:t>[35:07 - 35:17] alimentarnos mucho en esta, en esta investigación que es latinoamericana. Nosotros queremos continuar más adelante con algunos grupos focales.</w:t>
-      </w:r>
-    </w:p>
-    <w:p>
-      <w:pPr>
-        <w:jc w:val="both"/>
-      </w:pPr>
-      <w:r>
-        <w:t>[35:17 - 35:26] Ya vamos a focalizarnos en algunas temáticas más particulares. Esperamos poder contar contigo. Vamos a entrevistar a Andrea.</w:t>
+        <w:t>Muy bueno. Qué bien. Bueno, pues me encanta todo lo que me has contado. Realmente. veo un poder muy grande en todas las investigaciones que has hecho y vas a</w:t>
+      </w:r>
+    </w:p>
+    <w:p>
+      <w:pPr>
+        <w:jc w:val="both"/>
+      </w:pPr>
+      <w:r>
+        <w:t>alimentarnos mucho en esta, en esta investigación que es latinoamericana. Nosotros queremos continuar más adelante con algunos grupos focales.</w:t>
+      </w:r>
+    </w:p>
+    <w:p>
+      <w:pPr>
+        <w:jc w:val="both"/>
+      </w:pPr>
+      <w:r>
+        <w:t>Ya vamos a focalizarnos en algunas temáticas más particulares. Esperamos poder contar contigo. Vamos a entrevistar a Andrea.</w:t>
       </w:r>
     </w:p>
     <w:p>
@@ -5138,15 +5138,15 @@
         <w:jc w:val="both"/>
       </w:pPr>
       <w:r>
-        <w:t>[35:26 - 35:38] Claro, ustedes pueden contar conmigo. Mire, yo he trabajado por lo menos con 100 personas. 150 personas. Muchos de América Latina y muchísimos de todas partes. Muchos fueron y trabajaron conmigo y fue la única investigación.</w:t>
-      </w:r>
-    </w:p>
-    <w:p>
-      <w:pPr>
-        <w:jc w:val="both"/>
-      </w:pPr>
-      <w:r>
-        <w:t>[35:39 - 35:51] Otros se volvieron investigadores. Sí, pasó de todo. Pero yo, digamos que en la investigación se hizo así, como yo lo digo. Cambalaches, relaciones, cosas, contactos. Después, a ver quién tiene plata.</w:t>
+        <w:t>Claro, ustedes pueden contar conmigo. Mire, yo he trabajado por lo menos con 100 personas. 150 personas. Muchos de América Latina y muchísimos de todas partes. Muchos fueron y trabajaron conmigo y fue la única investigación.</w:t>
+      </w:r>
+    </w:p>
+    <w:p>
+      <w:pPr>
+        <w:jc w:val="both"/>
+      </w:pPr>
+      <w:r>
+        <w:t>Otros se volvieron investigadores. Sí, pasó de todo. Pero yo, digamos que en la investigación se hizo así, como yo lo digo. Cambalaches, relaciones, cosas, contactos. Después, a ver quién tiene plata.</w:t>
       </w:r>
     </w:p>
     <w:p>
@@ -5155,15 +5155,15 @@
       </w:pPr>
       <w:r>
         <w:lastRenderedPageBreak/>
-        <w:t>[35:51 - 36:03] Entonces, una investigadora me dice, hay un investigador que está no sé dónde, que tiene dinero, que tiene una fundación y tiene dinero. Entonces, dije, metámoslo en la investigación. Entonces, yo le dije, bueno, ¿qué pasa? Porque el artículo vale ocho millones de pesos.</w:t>
-      </w:r>
-    </w:p>
-    <w:p>
-      <w:pPr>
-        <w:jc w:val="both"/>
-      </w:pPr>
-      <w:r>
-        <w:t>[36:03 - 36:07] Se metí en la investigación. Digamos que le hicimos a la convivienda.</w:t>
+        <w:t>Entonces, una investigadora me dice, hay un investigador que está no sé dónde, que tiene dinero, que tiene una fundación y tiene dinero. Entonces, dije, metámoslo en la investigación. Entonces, yo le dije, bueno, ¿qué pasa? Porque el artículo vale ocho millones de pesos.</w:t>
+      </w:r>
+    </w:p>
+    <w:p>
+      <w:pPr>
+        <w:jc w:val="both"/>
+      </w:pPr>
+      <w:r>
+        <w:t>Se metí en la investigación. Digamos que le hicimos a la convivienda.</w:t>
       </w:r>
     </w:p>
     <w:p>
@@ -5192,7 +5192,7 @@
         <w:jc w:val="both"/>
       </w:pPr>
       <w:r>
-        <w:t>[36:08 - 36:10] Vamos, vamos a entrevistar a Andrea.</w:t>
+        <w:t>Vamos, vamos a entrevistar a Andrea.</w:t>
       </w:r>
     </w:p>
     <w:p>
@@ -5224,50 +5224,50 @@
         <w:rPr>
           <w:lang w:val="es-ES"/>
         </w:rPr>
-        <w:t>[36:10 - 36:16] O con grandes presupuestos, no grandes. Dinero, con fundaciones tipo la Templeton. No decimos no a las cifras.</w:t>
-      </w:r>
-    </w:p>
-    <w:p>
-      <w:pPr>
-        <w:jc w:val="both"/>
-      </w:pPr>
-      <w:r>
-        <w:t>[36:17 - 36:27] Yo llegué a la conclusión que si tú quieres producir mucho y quieres hacer mucho, en Colombia toca hacerla como labor. Si no, uno se frustra.</w:t>
-      </w:r>
-    </w:p>
-    <w:p>
-      <w:pPr>
-        <w:jc w:val="both"/>
-      </w:pPr>
-      <w:r>
-        <w:t>[36:27 - 36:39] Así que en el momento que no tenga mucho dinero, termina retirándose. Tiene pocos estudios y obviamente dependiendo del tipo de producto que sacabas, publicando en la revista VOC.</w:t>
-      </w:r>
-    </w:p>
-    <w:p>
-      <w:pPr>
-        <w:jc w:val="both"/>
-      </w:pPr>
-      <w:r>
-        <w:rPr>
-          <w:lang w:val="es-ES"/>
-        </w:rPr>
-        <w:t>[36:40 - 36:51] Es decir, yo siempre le dije a Andrea Ortega, mira, es como la Paramount o cualquiera de las empresas americanas de cine. No todas las películas van al Oscar, ¿no?</w:t>
-      </w:r>
-    </w:p>
-    <w:p>
-      <w:pPr>
-        <w:jc w:val="both"/>
-      </w:pPr>
-      <w:r>
-        <w:t>[36:52 - 37:00] Hay películas que van al Oscar, hay películas de tercera categoría. Pero de pronto la tercera categoría tiene más éxito en el Oscar. Pero como la Metro Golden Age.</w:t>
-      </w:r>
-    </w:p>
-    <w:p>
-      <w:pPr>
-        <w:jc w:val="both"/>
-      </w:pPr>
-      <w:r>
-        <w:t>[37:00 - 37:08] No todos los actores son buenos, no todas las investigaciones salen bonitas, pero yo siempre las he publicado todas.</w:t>
+        <w:t>O con grandes presupuestos, no grandes. Dinero, con fundaciones tipo la Templeton. No decimos no a las cifras.</w:t>
+      </w:r>
+    </w:p>
+    <w:p>
+      <w:pPr>
+        <w:jc w:val="both"/>
+      </w:pPr>
+      <w:r>
+        <w:t>Yo llegué a la conclusión que si tú quieres producir mucho y quieres hacer mucho, en Colombia toca hacerla como labor. Si no, uno se frustra.</w:t>
+      </w:r>
+    </w:p>
+    <w:p>
+      <w:pPr>
+        <w:jc w:val="both"/>
+      </w:pPr>
+      <w:r>
+        <w:t>Así que en el momento que no tenga mucho dinero, termina retirándose. Tiene pocos estudios y obviamente dependiendo del tipo de producto que sacabas, publicando en la revista VOC.</w:t>
+      </w:r>
+    </w:p>
+    <w:p>
+      <w:pPr>
+        <w:jc w:val="both"/>
+      </w:pPr>
+      <w:r>
+        <w:rPr>
+          <w:lang w:val="es-ES"/>
+        </w:rPr>
+        <w:t>Es decir, yo siempre le dije a Andrea Ortega, mira, es como la Paramount o cualquiera de las empresas americanas de cine. No todas las películas van al Oscar, ¿no?</w:t>
+      </w:r>
+    </w:p>
+    <w:p>
+      <w:pPr>
+        <w:jc w:val="both"/>
+      </w:pPr>
+      <w:r>
+        <w:t>Hay películas que van al Oscar, hay películas de tercera categoría. Pero de pronto la tercera categoría tiene más éxito en el Oscar. Pero como la Metro Golden Age.</w:t>
+      </w:r>
+    </w:p>
+    <w:p>
+      <w:pPr>
+        <w:jc w:val="both"/>
+      </w:pPr>
+      <w:r>
+        <w:t>No todos los actores son buenos, no todas las investigaciones salen bonitas, pero yo siempre las he publicado todas.</w:t>
       </w:r>
     </w:p>
     <w:p>
@@ -5296,7 +5296,7 @@
         <w:jc w:val="both"/>
       </w:pPr>
       <w:r>
-        <w:t>[37:09 - 37:16] De acuerdo. Y con la Universidad de los Andes, ¿has tenido algún vínculo? He tenido, digamos, pocos contactos.</w:t>
+        <w:t>De acuerdo. Y con la Universidad de los Andes, ¿has tenido algún vínculo? He tenido, digamos, pocos contactos.</w:t>
       </w:r>
     </w:p>
     <w:p>
@@ -5325,34 +5325,34 @@
         <w:jc w:val="both"/>
       </w:pPr>
       <w:r>
-        <w:t>[37:17 - 37:29] Los conozco, yo conozco a la gente, ellos me conocen. Pero ellos no me dan para bolas y yo llegué. Yo hice el delirio de que cada vez que estaba en un avión, yendo a un café, llamaba y</w:t>
-      </w:r>
-    </w:p>
-    <w:p>
-      <w:pPr>
-        <w:jc w:val="both"/>
-      </w:pPr>
-      <w:r>
-        <w:t>[37:29 - 37:36] le decía yo al vecindario. Que era un vecino, que era un pastor cristiano, un pastor cristiano. El señor le dije, mira, a veces no me paran bolas, a veces me siento solo.</w:t>
-      </w:r>
-    </w:p>
-    <w:p>
-      <w:pPr>
-        <w:jc w:val="both"/>
-      </w:pPr>
-      <w:r>
-        <w:t>[37:37 - 37:49] Yo estoy investigando y a veces veo que en muchas universidades le interesa lo que estoy haciendo. Y el tipo me contestó, mire, usted tiene que ser como una flecha, va por su camino, si lo siguen bien y si no, también.</w:t>
-      </w:r>
-    </w:p>
-    <w:p>
-      <w:pPr>
-        <w:jc w:val="both"/>
-      </w:pPr>
-      <w:r>
-        <w:rPr>
-          <w:lang w:val="es-ES"/>
-        </w:rPr>
-        <w:t xml:space="preserve">[37:50 - 38:00] Y ellos saben quién es. Ellos no me han llamado. Yo personalmente conozco </w:t>
+        <w:t>Los conozco, yo conozco a la gente, ellos me conocen. Pero ellos no me dan para bolas y yo llegué. Yo hice el delirio de que cada vez que estaba en un avión, yendo a un café, llamaba y</w:t>
+      </w:r>
+    </w:p>
+    <w:p>
+      <w:pPr>
+        <w:jc w:val="both"/>
+      </w:pPr>
+      <w:r>
+        <w:t>le decía yo al vecindario. Que era un vecino, que era un pastor cristiano, un pastor cristiano. El señor le dije, mira, a veces no me paran bolas, a veces me siento solo.</w:t>
+      </w:r>
+    </w:p>
+    <w:p>
+      <w:pPr>
+        <w:jc w:val="both"/>
+      </w:pPr>
+      <w:r>
+        <w:t>Yo estoy investigando y a veces veo que en muchas universidades le interesa lo que estoy haciendo. Y el tipo me contestó, mire, usted tiene que ser como una flecha, va por su camino, si lo siguen bien y si no, también.</w:t>
+      </w:r>
+    </w:p>
+    <w:p>
+      <w:pPr>
+        <w:jc w:val="both"/>
+      </w:pPr>
+      <w:r>
+        <w:rPr>
+          <w:lang w:val="es-ES"/>
+        </w:rPr>
+        <w:t xml:space="preserve">Y ellos saben quién es. Ellos no me han llamado. Yo personalmente conozco </w:t>
       </w:r>
       <w:proofErr w:type="spellStart"/>
       <w:r>
@@ -5414,7 +5414,7 @@
       </w:pPr>
       <w:r>
         <w:lastRenderedPageBreak/>
-        <w:t>[38:01 - 38:08] Yo no he trabajado con ellos. Fíjate que este tema, este tema no solo se trabaja, bueno, en psicología, obviamente en el desarrollo.</w:t>
+        <w:t>Yo no he trabajado con ellos. Fíjate que este tema, este tema no solo se trabaja, bueno, en psicología, obviamente en el desarrollo.</w:t>
       </w:r>
     </w:p>
     <w:p>
@@ -5443,7 +5443,7 @@
         <w:jc w:val="both"/>
       </w:pPr>
       <w:r>
-        <w:t>[38:08 - 38:10] Se trabaja a nivel interno.</w:t>
+        <w:t>Se trabaja a nivel interno.</w:t>
       </w:r>
     </w:p>
     <w:p>
@@ -5472,7 +5472,7 @@
         <w:jc w:val="both"/>
       </w:pPr>
       <w:r>
-        <w:t>[38:10 - 38:12] Muy transdisciplinario.</w:t>
+        <w:t>Muy transdisciplinario.</w:t>
       </w:r>
     </w:p>
     <w:p>
@@ -5501,7 +5501,7 @@
         <w:jc w:val="both"/>
       </w:pPr>
       <w:r>
-        <w:t>[38:13 - 38:15] Transdisciplinario, todo lo que tiene que ver con calidad de vida, todo lo que tiene que ver con calidad de vida es un término económico. También. Es un término que tiene que ver con lo Filosófico. Sociológico. Psicológico.</w:t>
+        <w:t>Transdisciplinario, todo lo que tiene que ver con calidad de vida, todo lo que tiene que ver con calidad de vida es un término económico. También. Es un término que tiene que ver con lo Filosófico. Sociológico. Psicológico.</w:t>
       </w:r>
     </w:p>
     <w:p>
@@ -5533,7 +5533,7 @@
         <w:rPr>
           <w:lang w:val="es-ES"/>
         </w:rPr>
-        <w:t xml:space="preserve">[38:25 - 38:27] Psicológico. </w:t>
+        <w:t xml:space="preserve">Psicológico. </w:t>
       </w:r>
       <w:proofErr w:type="spellStart"/>
       <w:r>
@@ -5576,7 +5576,7 @@
         <w:jc w:val="both"/>
       </w:pPr>
       <w:r>
-        <w:t>[38:27 - 38:28] Organizacional.</w:t>
+        <w:t>Organizacional.</w:t>
       </w:r>
     </w:p>
     <w:p>
@@ -5608,15 +5608,15 @@
         <w:rPr>
           <w:lang w:val="es-ES"/>
         </w:rPr>
-        <w:t>[38:28 - 38:39] Organizacional. Organizacional, todo. Sí. Los años que se pierden de calidad de vida, verdad. Eso, felicidad es un tema que trasciende evidentemente todo, es decir, yo he trabajado</w:t>
-      </w:r>
-    </w:p>
-    <w:p>
-      <w:pPr>
-        <w:jc w:val="both"/>
-      </w:pPr>
-      <w:r>
-        <w:t>[38:39 - 38:43] con quien ha querido trabajar con quien no ha querido trabajar con quien no ha querido</w:t>
+        <w:t>Organizacional. Organizacional, todo. Sí. Los años que se pierden de calidad de vida, verdad. Eso, felicidad es un tema que trasciende evidentemente todo, es decir, yo he trabajado</w:t>
+      </w:r>
+    </w:p>
+    <w:p>
+      <w:pPr>
+        <w:jc w:val="both"/>
+      </w:pPr>
+      <w:r>
+        <w:t>con quien ha querido trabajar con quien no ha querido trabajar con quien no ha querido</w:t>
       </w:r>
     </w:p>
     <w:p>
@@ -5649,7 +5649,7 @@
         <w:jc w:val="both"/>
       </w:pPr>
       <w:r>
-        <w:t>[38:44 - 38:51] Muy bien. No, pues, Stefano, espero, poderte conocer personalmente. Claro. Vamos a hablar con Andrea la semana entrante. Claro.</w:t>
+        <w:t>Muy bien. No, pues, Stefano, espero, poderte conocer personalmente. Claro. Vamos a hablar con Andrea la semana entrante. Claro.</w:t>
       </w:r>
     </w:p>
     <w:p>
@@ -5681,7 +5681,7 @@
         <w:rPr>
           <w:lang w:val="es-ES"/>
         </w:rPr>
-        <w:t xml:space="preserve">[38:52 - 39:01] </w:t>
+        <w:t xml:space="preserve"/>
       </w:r>
       <w:proofErr w:type="spellStart"/>
       <w:r>
@@ -5752,7 +5752,7 @@
         <w:jc w:val="both"/>
       </w:pPr>
       <w:r>
-        <w:t>[39:01 - 39:02] Sí, sí.</w:t>
+        <w:t>Sí, sí.</w:t>
       </w:r>
     </w:p>
     <w:p>
@@ -5784,26 +5784,26 @@
         <w:rPr>
           <w:lang w:val="es-ES"/>
         </w:rPr>
-        <w:t>[39:02 - 39:11] Se dio el lujo de traer a Chichi, Chichi Mijaili a Colombia antes que él pudiera hacer simposios</w:t>
-      </w:r>
-    </w:p>
-    <w:p>
-      <w:pPr>
-        <w:jc w:val="both"/>
-      </w:pPr>
-      <w:r>
-        <w:t>[39:11 - 39:24] internacionales, a traer grandes investigadores, pero de una forma muy generosa, ¿no? Simposios que no costaban nada, donde la universidad invirtió enorme cantidad de dinero y ella está investigando.</w:t>
-      </w:r>
-    </w:p>
-    <w:p>
-      <w:pPr>
-        <w:jc w:val="both"/>
-      </w:pPr>
-      <w:r>
-        <w:rPr>
-          <w:lang w:val="es-ES"/>
-        </w:rPr>
-        <w:t xml:space="preserve">[39:24 - 39:37] Alguna investigación la hicimos nosotros. Pero la gruesa de la investigación de ella la está haciendo con psicólogos norteamericanos, con </w:t>
+        <w:t>Se dio el lujo de traer a Chichi, Chichi Mijaili a Colombia antes que él pudiera hacer simposios</w:t>
+      </w:r>
+    </w:p>
+    <w:p>
+      <w:pPr>
+        <w:jc w:val="both"/>
+      </w:pPr>
+      <w:r>
+        <w:t>internacionales, a traer grandes investigadores, pero de una forma muy generosa, ¿no? Simposios que no costaban nada, donde la universidad invirtió enorme cantidad de dinero y ella está investigando.</w:t>
+      </w:r>
+    </w:p>
+    <w:p>
+      <w:pPr>
+        <w:jc w:val="both"/>
+      </w:pPr>
+      <w:r>
+        <w:rPr>
+          <w:lang w:val="es-ES"/>
+        </w:rPr>
+        <w:t xml:space="preserve">Alguna investigación la hicimos nosotros. Pero la gruesa de la investigación de ella la está haciendo con psicólogos norteamericanos, con </w:t>
       </w:r>
       <w:r>
         <w:rPr>
@@ -5835,39 +5835,39 @@
         <w:rPr>
           <w:lang w:val="es-ES"/>
         </w:rPr>
-        <w:t>[39:38 - 39:47] sobre gratitud y otros temas, la Fundación Templeton, yo no estoy en esos estudios, pero ella ha estado en esas investigaciones, yo conozco las investigaciones y todos los estudios que ella está haciendo.</w:t>
-      </w:r>
-    </w:p>
-    <w:p>
-      <w:pPr>
-        <w:jc w:val="both"/>
-      </w:pPr>
-      <w:r>
-        <w:t>[39:47 - 40:00] Ella hizo un trabajo excepcional, pero al principio, digamos, en medio de la vida difícil, en medio de la psicología, porque ella no era psicóloga, era una abogada, ¿no? Sí, Y era una persona que venía de la costa, entonces no era una persona conocida.</w:t>
-      </w:r>
-    </w:p>
-    <w:p>
-      <w:pPr>
-        <w:jc w:val="both"/>
-      </w:pPr>
-      <w:r>
-        <w:t>[40:00 - 40:09] Hoy ni es psicóloga y ella ha hecho muchas cosas y seguirá haciendo muchas cosas y la persona ha sido terriblemente generosa.</w:t>
-      </w:r>
-    </w:p>
-    <w:p>
-      <w:pPr>
-        <w:jc w:val="both"/>
-      </w:pPr>
-      <w:r>
-        <w:t>[40:09 - 40:22] Con lo que ha habido importante sobre su crecimiento, la ha traído de investigador, la ha traído de grande profesora, la ha debido a ella y a la Universidad del Circo, ella es una de</w:t>
-      </w:r>
-    </w:p>
-    <w:p>
-      <w:pPr>
-        <w:jc w:val="both"/>
-      </w:pPr>
-      <w:r>
-        <w:t>[40:22 - 40:25] las dueñas del Ministerio del Circo. Sí, sí, yo sé. Hija de...</w:t>
+        <w:t>sobre gratitud y otros temas, la Fundación Templeton, yo no estoy en esos estudios, pero ella ha estado en esas investigaciones, yo conozco las investigaciones y todos los estudios que ella está haciendo.</w:t>
+      </w:r>
+    </w:p>
+    <w:p>
+      <w:pPr>
+        <w:jc w:val="both"/>
+      </w:pPr>
+      <w:r>
+        <w:t>Ella hizo un trabajo excepcional, pero al principio, digamos, en medio de la vida difícil, en medio de la psicología, porque ella no era psicóloga, era una abogada, ¿no? Sí, Y era una persona que venía de la costa, entonces no era una persona conocida.</w:t>
+      </w:r>
+    </w:p>
+    <w:p>
+      <w:pPr>
+        <w:jc w:val="both"/>
+      </w:pPr>
+      <w:r>
+        <w:t>Hoy ni es psicóloga y ella ha hecho muchas cosas y seguirá haciendo muchas cosas y la persona ha sido terriblemente generosa.</w:t>
+      </w:r>
+    </w:p>
+    <w:p>
+      <w:pPr>
+        <w:jc w:val="both"/>
+      </w:pPr>
+      <w:r>
+        <w:t>Con lo que ha habido importante sobre su crecimiento, la ha traído de investigador, la ha traído de grande profesora, la ha debido a ella y a la Universidad del Circo, ella es una de</w:t>
+      </w:r>
+    </w:p>
+    <w:p>
+      <w:pPr>
+        <w:jc w:val="both"/>
+      </w:pPr>
+      <w:r>
+        <w:t>las dueñas del Ministerio del Circo. Sí, sí, yo sé. Hija de...</w:t>
       </w:r>
     </w:p>
     <w:p>
@@ -5896,7 +5896,7 @@
         <w:jc w:val="both"/>
       </w:pPr>
       <w:r>
-        <w:t>[40:25 - 40:27] Sí, la familia Bechara. La dueña del Ministerio del Circo.</w:t>
+        <w:t>Sí, la familia Bechara. La dueña del Ministerio del Circo.</w:t>
       </w:r>
     </w:p>
     <w:p>
@@ -5925,7 +5925,7 @@
         <w:jc w:val="both"/>
       </w:pPr>
       <w:r>
-        <w:t>[40:27 - 40:28] Sí, la familia Bechara.</w:t>
+        <w:t>Sí, la familia Bechara.</w:t>
       </w:r>
     </w:p>
     <w:p>
@@ -5954,7 +5954,7 @@
         <w:jc w:val="both"/>
       </w:pPr>
       <w:r>
-        <w:t>[40:28 - 40:36] Y la ventaja de ella es que ha invertido enorme cantidad de dinero en eso, cuando habría tranquilamente haberse dedicado a gastárselo para ella y viviendo en París.</w:t>
+        <w:t>Y la ventaja de ella es que ha invertido enorme cantidad de dinero en eso, cuando habría tranquilamente haberse dedicado a gastárselo para ella y viviendo en París.</w:t>
       </w:r>
     </w:p>
     <w:p>
@@ -5983,18 +5983,18 @@
         <w:jc w:val="both"/>
       </w:pPr>
       <w:r>
-        <w:t>[40:37 - 40:47] Sí, Sí, yo conozco algunos de la familia Bechara en Montería, los conocí hace muchos años y sé también de la labor que han hecho ahí.</w:t>
-      </w:r>
-    </w:p>
-    <w:p>
-      <w:pPr>
-        <w:jc w:val="both"/>
-      </w:pPr>
-      <w:r>
-        <w:rPr>
-          <w:lang w:val="es-ES"/>
-        </w:rPr>
-        <w:t xml:space="preserve">[40:47 - 40:51] Sí, han hecho una labor titánica porque obviamente en una ciudad como Montería no hay </w:t>
+        <w:t>Sí, Sí, yo conozco algunos de la familia Bechara en Montería, los conocí hace muchos años y sé también de la labor que han hecho ahí.</w:t>
+      </w:r>
+    </w:p>
+    <w:p>
+      <w:pPr>
+        <w:jc w:val="both"/>
+      </w:pPr>
+      <w:r>
+        <w:rPr>
+          <w:lang w:val="es-ES"/>
+        </w:rPr>
+        <w:t xml:space="preserve">Sí, han hecho una labor titánica porque obviamente en una ciudad como Montería no hay </w:t>
       </w:r>
       <w:proofErr w:type="spellStart"/>
       <w:r>
@@ -6040,7 +6040,7 @@
         <w:rPr>
           <w:lang w:val="es-ES"/>
         </w:rPr>
-        <w:t xml:space="preserve">[40:55 - 41:02] Y </w:t>
+        <w:t xml:space="preserve">Y </w:t>
       </w:r>
       <w:proofErr w:type="spellStart"/>
       <w:r>
@@ -6087,7 +6087,7 @@
         <w:jc w:val="both"/>
       </w:pPr>
       <w:r>
-        <w:t>[41:03 - 41:05] Pero es agradable, es muy agradable.</w:t>
+        <w:t>Pero es agradable, es muy agradable.</w:t>
       </w:r>
     </w:p>
     <w:p>
@@ -6116,15 +6116,15 @@
         <w:jc w:val="both"/>
       </w:pPr>
       <w:r>
-        <w:t>[41:05 - 41:15] Es agradable, no todos tienen la misma cosa, si tú eres una muchacha joven y quieres cierto tipo de vida, no te la puedo ofrecer. Claro.</w:t>
-      </w:r>
-    </w:p>
-    <w:p>
-      <w:pPr>
-        <w:jc w:val="both"/>
-      </w:pPr>
-      <w:r>
-        <w:t>[41:15 - 41:19] Te la puedo ofrecer Cartagena, Barraquillas o Bogotá, pero...</w:t>
+        <w:t>Es agradable, no todos tienen la misma cosa, si tú eres una muchacha joven y quieres cierto tipo de vida, no te la puedo ofrecer. Claro.</w:t>
+      </w:r>
+    </w:p>
+    <w:p>
+      <w:pPr>
+        <w:jc w:val="both"/>
+      </w:pPr>
+      <w:r>
+        <w:t>Te la puedo ofrecer Cartagena, Barraquillas o Bogotá, pero...</w:t>
       </w:r>
     </w:p>
     <w:p>
@@ -6146,7 +6146,7 @@
       </w:pPr>
       <w:r>
         <w:lastRenderedPageBreak/>
-        <w:t>[41:19 - 41:24] Sí, sí. Stefano, no sé si tienes alguna pregunta para nosotros lo que estamos haciendo. No.</w:t>
+        <w:t>Sí, sí. Stefano, no sé si tienes alguna pregunta para nosotros lo que estamos haciendo. No.</w:t>
       </w:r>
     </w:p>
     <w:p>
@@ -6178,7 +6178,7 @@
         <w:rPr>
           <w:lang w:val="es-ES"/>
         </w:rPr>
-        <w:t>[41:25 - 41:35] Vamos a ver. ¿Qué es lo que quiere hacer usted? No, mira, te cuento. Con toda la gente. Usted va a entrevistar diez mil personas. No tantas. Y cuando usted va a entrevistar a toda esa gente, ¿qué?</w:t>
+        <w:t>Vamos a ver. ¿Qué es lo que quiere hacer usted? No, mira, te cuento. Con toda la gente. Usted va a entrevistar diez mil personas. No tantas. Y cuando usted va a entrevistar a toda esa gente, ¿qué?</w:t>
       </w:r>
     </w:p>
     <w:p>
@@ -6207,56 +6207,56 @@
         <w:jc w:val="both"/>
       </w:pPr>
       <w:r>
-        <w:t>[41:36 - 41:47] No, vamos a hacer un mapeo, vamos a hacer un mapeo porque consideramos que este es uno de los temas más importantes, digamos, en lo que tiene que ver con el desarrollo, bienestar,</w:t>
-      </w:r>
-    </w:p>
-    <w:p>
-      <w:pPr>
-        <w:jc w:val="both"/>
-      </w:pPr>
-      <w:r>
-        <w:rPr>
-          <w:lang w:val="es-ES"/>
-        </w:rPr>
-        <w:t>[41:47 - 41:59] calidad de vida, hacia adelante. De hecho, el TEC de Monterrey ha adoptado el concepto de florecimiento humano como parte integral de su misión y de su visión</w:t>
-      </w:r>
-    </w:p>
-    <w:p>
-      <w:pPr>
-        <w:jc w:val="both"/>
-      </w:pPr>
-      <w:r>
-        <w:t>[41:59 - 42:10] como universidad. En la Universidad de los Andes hemos estudiado, haciendo un estudio muy grande sobre el bienestar de profesores también, que es un tema que no se ha hecho tanto</w:t>
-      </w:r>
-    </w:p>
-    <w:p>
-      <w:pPr>
-        <w:jc w:val="both"/>
-      </w:pPr>
-      <w:r>
-        <w:t>[42:10 - 42:22] y lo que queremos es tener ese mapa, obviamente fortalecer las redes, poder trabajar de una manera más articulada y obviamente tener más intercambios, más</w:t>
-      </w:r>
-    </w:p>
-    <w:p>
-      <w:pPr>
-        <w:jc w:val="both"/>
-      </w:pPr>
-      <w:r>
-        <w:rPr>
-          <w:lang w:val="es-ES"/>
-        </w:rPr>
-        <w:t>[42:22 - 42:34] divulgación, más potencia en un tema que nos parece que es de una enorme importancia. Oyendo tu historia, realmente es muy impresionante</w:t>
-      </w:r>
-    </w:p>
-    <w:p>
-      <w:pPr>
-        <w:jc w:val="both"/>
-      </w:pPr>
-      <w:r>
-        <w:rPr>
-          <w:lang w:val="es-ES"/>
-        </w:rPr>
-        <w:t xml:space="preserve">[42:34 - 42:46] lo que has hecho, cómo has logrado sacar adelante todas estas investigaciones y eso es lo que queremos fortalecer. Es un </w:t>
+        <w:t>No, vamos a hacer un mapeo, vamos a hacer un mapeo porque consideramos que este es uno de los temas más importantes, digamos, en lo que tiene que ver con el desarrollo, bienestar,</w:t>
+      </w:r>
+    </w:p>
+    <w:p>
+      <w:pPr>
+        <w:jc w:val="both"/>
+      </w:pPr>
+      <w:r>
+        <w:rPr>
+          <w:lang w:val="es-ES"/>
+        </w:rPr>
+        <w:t>calidad de vida, hacia adelante. De hecho, el TEC de Monterrey ha adoptado el concepto de florecimiento humano como parte integral de su misión y de su visión</w:t>
+      </w:r>
+    </w:p>
+    <w:p>
+      <w:pPr>
+        <w:jc w:val="both"/>
+      </w:pPr>
+      <w:r>
+        <w:t>como universidad. En la Universidad de los Andes hemos estudiado, haciendo un estudio muy grande sobre el bienestar de profesores también, que es un tema que no se ha hecho tanto</w:t>
+      </w:r>
+    </w:p>
+    <w:p>
+      <w:pPr>
+        <w:jc w:val="both"/>
+      </w:pPr>
+      <w:r>
+        <w:t>y lo que queremos es tener ese mapa, obviamente fortalecer las redes, poder trabajar de una manera más articulada y obviamente tener más intercambios, más</w:t>
+      </w:r>
+    </w:p>
+    <w:p>
+      <w:pPr>
+        <w:jc w:val="both"/>
+      </w:pPr>
+      <w:r>
+        <w:rPr>
+          <w:lang w:val="es-ES"/>
+        </w:rPr>
+        <w:t>divulgación, más potencia en un tema que nos parece que es de una enorme importancia. Oyendo tu historia, realmente es muy impresionante</w:t>
+      </w:r>
+    </w:p>
+    <w:p>
+      <w:pPr>
+        <w:jc w:val="both"/>
+      </w:pPr>
+      <w:r>
+        <w:rPr>
+          <w:lang w:val="es-ES"/>
+        </w:rPr>
+        <w:t xml:space="preserve">lo que has hecho, cómo has logrado sacar adelante todas estas investigaciones y eso es lo que queremos fortalecer. Es un </w:t>
       </w:r>
       <w:proofErr w:type="gramStart"/>
       <w:r>
@@ -6281,7 +6281,7 @@
         <w:rPr>
           <w:lang w:val="es-ES"/>
         </w:rPr>
-        <w:t>[42:46 - 42:56] transdisciplinario, que yo creo que eso es lo que le da la gran potencia también y bueno, también quisiera en algún momento explorar cómo es con la política pública y demás, ¿no?</w:t>
+        <w:t>transdisciplinario, que yo creo que eso es lo que le da la gran potencia también y bueno, también quisiera en algún momento explorar cómo es con la política pública y demás, ¿no?</w:t>
       </w:r>
     </w:p>
     <w:p>
@@ -6310,7 +6310,7 @@
         <w:jc w:val="both"/>
       </w:pPr>
       <w:r>
-        <w:t>[42:57 - 43:07] Claro que sí. Hay cosas que no hice porque nunca tuve los contactos. Hice las cosas donde hasta donde pude llegar yo.</w:t>
+        <w:t>Claro que sí. Hay cosas que no hice porque nunca tuve los contactos. Hice las cosas donde hasta donde pude llegar yo.</w:t>
       </w:r>
     </w:p>
     <w:p>
@@ -6339,7 +6339,7 @@
         <w:jc w:val="both"/>
       </w:pPr>
       <w:r>
-        <w:t>[43:08 - 43:21] Me interesa muchísimo, ya una cosa personal mía de lo que has dicho, el trabajo digamos en temas de envejecimiento el concepto este japonés, si me puedes repetir el nombre, por favor voy a mirar.</w:t>
+        <w:t>Me interesa muchísimo, ya una cosa personal mía de lo que has dicho, el trabajo digamos en temas de envejecimiento el concepto este japonés, si me puedes repetir el nombre, por favor voy a mirar.</w:t>
       </w:r>
     </w:p>
     <w:p>
@@ -6375,7 +6375,7 @@
         <w:rPr>
           <w:lang w:val="es-ES"/>
         </w:rPr>
-        <w:t xml:space="preserve">[43:21 - 43:21] </w:t>
+        <w:t xml:space="preserve"/>
       </w:r>
       <w:proofErr w:type="spellStart"/>
       <w:r>
@@ -6412,7 +6412,7 @@
         <w:jc w:val="both"/>
       </w:pPr>
       <w:r>
-        <w:t>[43:22 - 43:23] ¿Qué publicación?</w:t>
+        <w:t>¿Qué publicación?</w:t>
       </w:r>
     </w:p>
     <w:p>
@@ -6441,7 +6441,7 @@
         <w:jc w:val="both"/>
       </w:pPr>
       <w:r>
-        <w:t>[43:23 - 43:27] Yo le puedo, si me manda su dirección, yo le mando un artículo.</w:t>
+        <w:t>Yo le puedo, si me manda su dirección, yo le mando un artículo.</w:t>
       </w:r>
     </w:p>
     <w:p>
@@ -6471,7 +6471,7 @@
         <w:jc w:val="both"/>
       </w:pPr>
       <w:r>
-        <w:t>[43:28 - 43:33] Sí, mi email está en el correo. Ah, perfecto. El EWILS.</w:t>
+        <w:t>Sí, mi email está en el correo. Ah, perfecto. El EWILS.</w:t>
       </w:r>
     </w:p>
     <w:p>
@@ -6504,7 +6504,7 @@
         <w:jc w:val="both"/>
       </w:pPr>
       <w:r>
-        <w:t>[43:33 - 43:37] Yo se lo mando, yo le mando dos o tres artículos de IKIGAI para que.</w:t>
+        <w:t>Yo se lo mando, yo le mando dos o tres artículos de IKIGAI para que.</w:t>
       </w:r>
     </w:p>
     <w:p>
@@ -6533,7 +6533,7 @@
         <w:jc w:val="both"/>
       </w:pPr>
       <w:r>
-        <w:t>[43:37 - 43:39] Mándamelos, por favor. Sí, claro. Y bueno.</w:t>
+        <w:t>Mándamelos, por favor. Sí, claro. Y bueno.</w:t>
       </w:r>
     </w:p>
     <w:p>
@@ -6562,18 +6562,18 @@
         <w:jc w:val="both"/>
       </w:pPr>
       <w:r>
-        <w:t>[43:40 - 43:52] Finalmente, con respecto al IKIGAI, en diferentes partes en el mundo se llegó a lo mismo, ¿no? Diferentes caminos. Es decir, en la vida toca tener.</w:t>
-      </w:r>
-    </w:p>
-    <w:p>
-      <w:pPr>
-        <w:jc w:val="both"/>
-      </w:pPr>
-      <w:r>
-        <w:rPr>
-          <w:lang w:val="es-ES"/>
-        </w:rPr>
-        <w:t xml:space="preserve">[43:52 - 44:02] Desde lo </w:t>
+        <w:t>Finalmente, con respecto al IKIGAI, en diferentes partes en el mundo se llegó a lo mismo, ¿no? Diferentes caminos. Es decir, en la vida toca tener.</w:t>
+      </w:r>
+    </w:p>
+    <w:p>
+      <w:pPr>
+        <w:jc w:val="both"/>
+      </w:pPr>
+      <w:r>
+        <w:rPr>
+          <w:lang w:val="es-ES"/>
+        </w:rPr>
+        <w:t xml:space="preserve">Desde lo </w:t>
       </w:r>
       <w:proofErr w:type="spellStart"/>
       <w:r>
@@ -6595,7 +6595,7 @@
         <w:jc w:val="both"/>
       </w:pPr>
       <w:r>
-        <w:t>[44:02 - 44:09] Porque si no las tiene, el primer evento es estresante que te encuentras en el camino. Te desbaratas, te deprimes, te acabas.</w:t>
+        <w:t>Porque si no las tiene, el primer evento es estresante que te encuentras en el camino. Te desbaratas, te deprimes, te acabas.</w:t>
       </w:r>
     </w:p>
     <w:p>
@@ -6624,7 +6624,7 @@
         <w:jc w:val="both"/>
       </w:pPr>
       <w:r>
-        <w:t>[44:11 - 44:16] Hugo, no sé si tú quieras complementar, hablar, decir. No, no. Preguntar.</w:t>
+        <w:t>Hugo, no sé si tú quieras complementar, hablar, decir. No, no. Preguntar.</w:t>
       </w:r>
     </w:p>
     <w:p>
@@ -6653,7 +6653,7 @@
         <w:jc w:val="both"/>
       </w:pPr>
       <w:r>
-        <w:t>[44:18 - 44:22] Sí, le pregunto al colega mexicano que está acá también en la reunión. ¿No?</w:t>
+        <w:t>Sí, le pregunto al colega mexicano que está acá también en la reunión. ¿No?</w:t>
       </w:r>
     </w:p>
     <w:p>
@@ -6685,31 +6685,31 @@
         <w:rPr>
           <w:lang w:val="es-ES"/>
         </w:rPr>
-        <w:t>[44:23 - 44:31] Claro, claro. Buenos días. Sí, hay una pregunta que me encantaría realizarle al doctor Estefano.</w:t>
-      </w:r>
-    </w:p>
-    <w:p>
-      <w:pPr>
-        <w:jc w:val="both"/>
-      </w:pPr>
-      <w:r>
-        <w:t>[44:31 - 44:39] La verdad sí es impresionante todo lo que ha logrado, ya que nos comentó cómo se desarrolla</w:t>
-      </w:r>
-    </w:p>
-    <w:p>
-      <w:pPr>
-        <w:jc w:val="both"/>
-      </w:pPr>
-      <w:r>
-        <w:t>[44:39 - 44:48] el ambiente y las capacidades de investigación en psicología. Bueno, quisiera preguntarle.</w:t>
-      </w:r>
-    </w:p>
-    <w:p>
-      <w:pPr>
-        <w:jc w:val="both"/>
-      </w:pPr>
-      <w:r>
-        <w:t>[44:49 - 44:57] Si usted considera que hay alguna red que pudiéramos contactar, que también esté trabajando temas relacionados al florecimiento humano.</w:t>
+        <w:t>Claro, claro. Buenos días. Sí, hay una pregunta que me encantaría realizarle al doctor Estefano.</w:t>
+      </w:r>
+    </w:p>
+    <w:p>
+      <w:pPr>
+        <w:jc w:val="both"/>
+      </w:pPr>
+      <w:r>
+        <w:t>La verdad sí es impresionante todo lo que ha logrado, ya que nos comentó cómo se desarrolla</w:t>
+      </w:r>
+    </w:p>
+    <w:p>
+      <w:pPr>
+        <w:jc w:val="both"/>
+      </w:pPr>
+      <w:r>
+        <w:t>el ambiente y las capacidades de investigación en psicología. Bueno, quisiera preguntarle.</w:t>
+      </w:r>
+    </w:p>
+    <w:p>
+      <w:pPr>
+        <w:jc w:val="both"/>
+      </w:pPr>
+      <w:r>
+        <w:t>Si usted considera que hay alguna red que pudiéramos contactar, que también esté trabajando temas relacionados al florecimiento humano.</w:t>
       </w:r>
     </w:p>
     <w:p>
@@ -6745,34 +6745,34 @@
         <w:rPr>
           <w:lang w:val="es-ES"/>
         </w:rPr>
-        <w:t>[44:57 - 45:10] Yo pienso que yo personalmente no la conozco. Yo pienso que cuando me entreviste a Andrea Ortega. Andrea tiene muchas redes y yo no puedo decir más. Yo personalmente una red específica no la conozco.</w:t>
-      </w:r>
-    </w:p>
-    <w:p>
-      <w:pPr>
-        <w:jc w:val="both"/>
-      </w:pPr>
-      <w:r>
-        <w:t>[45:10 - 45:22] Tengo redes mías donde ha habido gente que ha trabajado en eso y pues dejó de trabajar o siguen trabajando. Por ejemplo, con México sé que hay investigadores que trabajan en psicología positiva.</w:t>
-      </w:r>
-    </w:p>
-    <w:p>
-      <w:pPr>
-        <w:jc w:val="both"/>
-      </w:pPr>
-      <w:r>
-        <w:rPr>
-          <w:lang w:val="es-ES"/>
-        </w:rPr>
-        <w:t>[45:22 - 45:33] Que trabajan sobre bienestar, florecimiento, pero no he tenido contacto. Es decir, yo he trabajado con quien l se pudo trabajar o que ha tenido interés de trabajar.</w:t>
-      </w:r>
-    </w:p>
-    <w:p>
-      <w:pPr>
-        <w:jc w:val="both"/>
-      </w:pPr>
-      <w:r>
-        <w:t>[45:33 - 45:38] Y quien no ha tenido interés, pues no he trabajado. Perfecto.</w:t>
+        <w:t>Yo pienso que yo personalmente no la conozco. Yo pienso que cuando me entreviste a Andrea Ortega. Andrea tiene muchas redes y yo no puedo decir más. Yo personalmente una red específica no la conozco.</w:t>
+      </w:r>
+    </w:p>
+    <w:p>
+      <w:pPr>
+        <w:jc w:val="both"/>
+      </w:pPr>
+      <w:r>
+        <w:t>Tengo redes mías donde ha habido gente que ha trabajado en eso y pues dejó de trabajar o siguen trabajando. Por ejemplo, con México sé que hay investigadores que trabajan en psicología positiva.</w:t>
+      </w:r>
+    </w:p>
+    <w:p>
+      <w:pPr>
+        <w:jc w:val="both"/>
+      </w:pPr>
+      <w:r>
+        <w:rPr>
+          <w:lang w:val="es-ES"/>
+        </w:rPr>
+        <w:t>Que trabajan sobre bienestar, florecimiento, pero no he tenido contacto. Es decir, yo he trabajado con quien l se pudo trabajar o que ha tenido interés de trabajar.</w:t>
+      </w:r>
+    </w:p>
+    <w:p>
+      <w:pPr>
+        <w:jc w:val="both"/>
+      </w:pPr>
+      <w:r>
+        <w:t>Y quien no ha tenido interés, pues no he trabajado. Perfecto.</w:t>
       </w:r>
     </w:p>
     <w:p>
@@ -6805,7 +6805,7 @@
         <w:rPr>
           <w:lang w:val="es-ES"/>
         </w:rPr>
-        <w:t>[45:39 - 45:42] Bueno, Estefano, pues de veras muy agradecidos.</w:t>
+        <w:t>Bueno, Estefano, pues de veras muy agradecidos.</w:t>
       </w:r>
     </w:p>
     <w:p>
@@ -6834,7 +6834,7 @@
         <w:jc w:val="both"/>
       </w:pPr>
       <w:r>
-        <w:t>[45:42 - 45:45] Ha sido muy agradecido con ustedes y cualquier cosa que necesiten.</w:t>
+        <w:t>Ha sido muy agradecido con ustedes y cualquier cosa que necesiten.</w:t>
       </w:r>
     </w:p>
     <w:p>
@@ -6863,7 +6863,7 @@
         <w:jc w:val="both"/>
       </w:pPr>
       <w:r>
-        <w:t>[45:46 - 45:48] Mándame el email y seguimos en contacto.</w:t>
+        <w:t>Mándame el email y seguimos en contacto.</w:t>
       </w:r>
     </w:p>
     <w:p>
@@ -6892,7 +6892,7 @@
         <w:jc w:val="both"/>
       </w:pPr>
       <w:r>
-        <w:t>[45:48 - 45:55] Yo te mando el email mío y te mando los datos del IKIGAI. Te mando todo. Todos los tres artículos que tengo por ahí. Ahora en media horita te lo mando.</w:t>
+        <w:t>Yo te mando el email mío y te mando los datos del IKIGAI. Te mando todo. Todos los tres artículos que tengo por ahí. Ahora en media horita te lo mando.</w:t>
       </w:r>
     </w:p>
     <w:p>
@@ -6921,7 +6921,7 @@
         <w:jc w:val="both"/>
       </w:pPr>
       <w:r>
-        <w:t>[45:55 - 45:58] Y me interesa seguir conversando contigo.</w:t>
+        <w:t>Y me interesa seguir conversando contigo.</w:t>
       </w:r>
     </w:p>
     <w:p>
@@ -6954,7 +6954,7 @@
         <w:jc w:val="both"/>
       </w:pPr>
       <w:r>
-        <w:t>[45:58 - 46:07] No, las veces que ustedes quieren, a veces tienen mi teléfono. Pueden llamar y nos vemos en la pantallita como quieran. Y nos vemos en alguna parte de Tlalocan.</w:t>
+        <w:t>No, las veces que ustedes quieren, a veces tienen mi teléfono. Pueden llamar y nos vemos en la pantallita como quieran. Y nos vemos en alguna parte de Tlalocan.</w:t>
       </w:r>
     </w:p>
     <w:p>
@@ -6983,7 +6983,7 @@
         <w:jc w:val="both"/>
       </w:pPr>
       <w:r>
-        <w:t>[46:07 - 46:10] Bueno, muy bien. Bueno, encantado. Hasta luego.</w:t>
+        <w:t>Bueno, muy bien. Bueno, encantado. Hasta luego.</w:t>
       </w:r>
     </w:p>
     <w:p>
@@ -7012,7 +7012,7 @@
         <w:jc w:val="both"/>
       </w:pPr>
       <w:r>
-        <w:t>[46:10 - 46:12] Que le vaya muy bien. Chao. Hasta luego.</w:t>
+        <w:t>Que le vaya muy bien. Chao. Hasta luego.</w:t>
       </w:r>
     </w:p>
     <w:sectPr>
